--- a/Documentation/Техническое задание.docx
+++ b/Documentation/Техническое задание.docx
@@ -4,7 +4,7 @@
   <w:body>
     <w:p>
       <w:pPr>
-        <w:pStyle w:val="938"/>
+        <w:pStyle w:val="942"/>
         <w:pBdr/>
         <w:spacing w:after="120" w:before="360" w:line="360" w:lineRule="auto"/>
         <w:ind w:right="193" w:left="0"/>
@@ -35,7 +35,7 @@
     </w:p>
     <w:p>
       <w:pPr>
-        <w:pStyle w:val="936"/>
+        <w:pStyle w:val="940"/>
         <w:widowControl w:val="true"/>
         <w:pBdr/>
         <w:bidi w:val="false"/>
@@ -99,7 +99,7 @@
     </w:p>
     <w:p>
       <w:pPr>
-        <w:pStyle w:val="936"/>
+        <w:pStyle w:val="940"/>
         <w:widowControl w:val="true"/>
         <w:pBdr/>
         <w:bidi w:val="false"/>
@@ -117,7 +117,37 @@
           <w:szCs w:val="28"/>
           <w:highlight w:val="white"/>
         </w:rPr>
-        <w:t xml:space="preserve">Представленное в курсовой работе Web API приложение SmartWallet предназначено для решения задач персонального финансового менеджмента. Программа позволяет клиентам систематизировать ежедневные расходы, устанавливать лимиты бюджета</w:t>
+        <w:t xml:space="preserve">Представленное в курсовой работе </w:t>
+      </w:r>
+      <w:r>
+        <w:rPr>
+          <w:sz w:val="28"/>
+          <w:szCs w:val="28"/>
+          <w:highlight w:val="white"/>
+        </w:rPr>
+      </w:r>
+      <w:r>
+        <w:rPr>
+          <w:sz w:val="28"/>
+          <w:szCs w:val="28"/>
+          <w:highlight w:val="white"/>
+        </w:rPr>
+        <w:t xml:space="preserve">RESTful Web API</w:t>
+      </w:r>
+      <w:r>
+        <w:rPr>
+          <w:sz w:val="28"/>
+          <w:szCs w:val="28"/>
+          <w:highlight w:val="white"/>
+        </w:rPr>
+      </w:r>
+      <w:r>
+        <w:rPr>
+          <w:sz w:val="28"/>
+          <w:szCs w:val="28"/>
+          <w:highlight w:val="white"/>
+        </w:rPr>
+        <w:t xml:space="preserve"> приложение SmartWallet предназначено для решения задач персонального финансового менеджмента. Программа позволяет клиентам систематизировать ежедневные расходы, устанавливать лимиты бюджета</w:t>
       </w:r>
       <w:r>
         <w:rPr>
@@ -142,7 +172,7 @@
     </w:p>
     <w:p>
       <w:pPr>
-        <w:pStyle w:val="936"/>
+        <w:pStyle w:val="940"/>
         <w:widowControl w:val="true"/>
         <w:pBdr/>
         <w:bidi w:val="false"/>
@@ -193,7 +223,7 @@
     </w:p>
     <w:p>
       <w:pPr>
-        <w:pStyle w:val="936"/>
+        <w:pStyle w:val="940"/>
         <w:widowControl w:val="true"/>
         <w:pBdr/>
         <w:bidi w:val="false"/>
@@ -236,7 +266,7 @@
     </w:p>
     <w:p>
       <w:pPr>
-        <w:pStyle w:val="936"/>
+        <w:pStyle w:val="940"/>
         <w:widowControl w:val="true"/>
         <w:pBdr/>
         <w:bidi w:val="false"/>
@@ -255,7 +285,37 @@
           <w:szCs w:val="28"/>
           <w:highlight w:val="white"/>
         </w:rPr>
-        <w:t xml:space="preserve">Разработка SmartWallet в формате Web API обеспечивает масштабируемость, безопасность данных и возможность дальнейшего расширения функционала, что делает приложение перспективным инструментом в сфере персональной экономики.</w:t>
+        <w:t xml:space="preserve">Разработка SmartWallet в формате </w:t>
+      </w:r>
+      <w:r>
+        <w:rPr>
+          <w:sz w:val="28"/>
+          <w:szCs w:val="28"/>
+          <w:highlight w:val="white"/>
+        </w:rPr>
+      </w:r>
+      <w:r>
+        <w:rPr>
+          <w:sz w:val="28"/>
+          <w:szCs w:val="28"/>
+          <w:highlight w:val="white"/>
+        </w:rPr>
+        <w:t xml:space="preserve">RESTful Web API</w:t>
+      </w:r>
+      <w:r>
+        <w:rPr>
+          <w:sz w:val="28"/>
+          <w:szCs w:val="28"/>
+          <w:highlight w:val="white"/>
+        </w:rPr>
+      </w:r>
+      <w:r>
+        <w:rPr>
+          <w:sz w:val="28"/>
+          <w:szCs w:val="28"/>
+          <w:highlight w:val="white"/>
+        </w:rPr>
+        <w:t xml:space="preserve"> обеспечивает масштабируемость, безопасность данных и возможность дальнейшего расширения функционала, что делает приложение перспективным инструментом в сфере персональной экономики.</w:t>
       </w:r>
       <w:r>
         <w:rPr>
@@ -274,7 +334,7 @@
     </w:p>
     <w:p>
       <w:pPr>
-        <w:pStyle w:val="938"/>
+        <w:pStyle w:val="942"/>
         <w:pBdr/>
         <w:spacing w:line="240" w:lineRule="auto"/>
         <w:ind w:right="0" w:left="900"/>
@@ -288,7 +348,7 @@
     </w:p>
     <w:p>
       <w:pPr>
-        <w:pStyle w:val="938"/>
+        <w:pStyle w:val="942"/>
         <w:pBdr/>
         <w:spacing w:after="120" w:before="0" w:line="360" w:lineRule="auto"/>
         <w:ind w:right="193" w:left="0"/>
@@ -299,7 +359,7 @@
     </w:p>
     <w:p>
       <w:pPr>
-        <w:pStyle w:val="938"/>
+        <w:pStyle w:val="942"/>
         <w:keepNext w:val="true"/>
         <w:widowControl w:val="true"/>
         <w:pBdr/>
@@ -334,7 +394,7 @@
     </w:p>
     <w:p>
       <w:pPr>
-        <w:pStyle w:val="938"/>
+        <w:pStyle w:val="942"/>
         <w:keepNext w:val="true"/>
         <w:widowControl w:val="true"/>
         <w:pBdr/>
@@ -376,7 +436,7 @@
     </w:p>
     <w:p>
       <w:pPr>
-        <w:pStyle w:val="937"/>
+        <w:pStyle w:val="941"/>
         <w:pBdr/>
         <w:spacing w:after="0" w:before="0"/>
         <w:ind w:right="21" w:firstLine="539"/>
@@ -417,7 +477,7 @@
     </w:p>
     <w:p>
       <w:pPr>
-        <w:pStyle w:val="936"/>
+        <w:pStyle w:val="940"/>
         <w:pBdr/>
         <w:spacing w:after="0" w:before="0"/>
         <w:ind/>
@@ -428,7 +488,7 @@
     </w:p>
     <w:p>
       <w:pPr>
-        <w:pStyle w:val="938"/>
+        <w:pStyle w:val="942"/>
         <w:keepNext w:val="true"/>
         <w:widowControl w:val="true"/>
         <w:pBdr/>
@@ -504,7 +564,7 @@
     </w:p>
     <w:p>
       <w:pPr>
-        <w:pStyle w:val="936"/>
+        <w:pStyle w:val="940"/>
         <w:suppressLineNumbers w:val="false"/>
         <w:pBdr/>
         <w:spacing w:line="276" w:lineRule="auto"/>
@@ -534,7 +594,36 @@
           <w:sz w:val="28"/>
           <w:szCs w:val="28"/>
         </w:rPr>
-        <w:t xml:space="preserve">ель создания Web API приложения SmartWallet — предоставить пользователям инструмент для автоматизированного учета личных расходов, планирования бюджетов и анализа финансового поведения. Функциональное назначение включает: регистрацию транзакций, категориза</w:t>
+        <w:t xml:space="preserve">ель создания </w:t>
+      </w:r>
+      <w:r>
+        <w:rPr>
+          <w:sz w:val="28"/>
+          <w:szCs w:val="28"/>
+        </w:rPr>
+        <w:t xml:space="preserve">RESTful </w:t>
+      </w:r>
+      <w:r>
+        <w:rPr>
+          <w:sz w:val="28"/>
+          <w:szCs w:val="28"/>
+          <w:lang w:val="en-US"/>
+        </w:rPr>
+        <w:t xml:space="preserve">Web</w:t>
+      </w:r>
+      <w:r>
+        <w:rPr>
+          <w:sz w:val="28"/>
+          <w:szCs w:val="28"/>
+        </w:rPr>
+        <w:t xml:space="preserve"> API</w:t>
+      </w:r>
+      <w:r>
+        <w:rPr>
+          <w:sz w:val="28"/>
+          <w:szCs w:val="28"/>
+        </w:rPr>
+        <w:t xml:space="preserve"> приложения SmartWallet — предоставить пользователям инструмент для автоматизированного учета личных расходов, планирования бюджетов и анализа финансового поведения. Функциональное назначение включает: регистрацию транзакций, категориза</w:t>
       </w:r>
       <w:r>
         <w:rPr>
@@ -567,7 +656,7 @@
     </w:p>
     <w:p>
       <w:pPr>
-        <w:pStyle w:val="939"/>
+        <w:pStyle w:val="943"/>
         <w:pBdr/>
         <w:spacing w:after="0" w:before="240" w:line="240" w:lineRule="auto"/>
         <w:ind w:right="193" w:firstLine="539" w:left="357"/>
@@ -581,7 +670,7 @@
     </w:p>
     <w:p>
       <w:pPr>
-        <w:pStyle w:val="939"/>
+        <w:pStyle w:val="943"/>
         <w:pBdr/>
         <w:spacing w:after="0" w:before="0" w:line="240" w:lineRule="auto"/>
         <w:ind w:right="193" w:firstLine="539" w:left="357"/>
@@ -613,7 +702,7 @@
     </w:p>
     <w:p>
       <w:pPr>
-        <w:pStyle w:val="938"/>
+        <w:pStyle w:val="942"/>
         <w:keepNext w:val="true"/>
         <w:widowControl w:val="true"/>
         <w:pBdr/>
@@ -710,7 +799,7 @@
     </w:p>
     <w:p>
       <w:pPr>
-        <w:pStyle w:val="939"/>
+        <w:pStyle w:val="943"/>
         <w:keepNext w:val="true"/>
         <w:widowControl w:val="true"/>
         <w:pBdr/>
@@ -807,7 +896,7 @@
     </w:p>
     <w:p>
       <w:pPr>
-        <w:pStyle w:val="936"/>
+        <w:pStyle w:val="940"/>
         <w:widowControl w:val="true"/>
         <w:pBdr/>
         <w:bidi w:val="false"/>
@@ -848,7 +937,7 @@
     </w:p>
     <w:p>
       <w:pPr>
-        <w:pStyle w:val="936"/>
+        <w:pStyle w:val="940"/>
         <w:widowControl w:val="true"/>
         <w:numPr>
           <w:ilvl w:val="0"/>
@@ -893,7 +982,7 @@
     </w:p>
     <w:p>
       <w:pPr>
-        <w:pStyle w:val="936"/>
+        <w:pStyle w:val="940"/>
         <w:widowControl w:val="true"/>
         <w:numPr>
           <w:ilvl w:val="0"/>
@@ -978,7 +1067,7 @@
     </w:p>
     <w:p>
       <w:pPr>
-        <w:pStyle w:val="936"/>
+        <w:pStyle w:val="940"/>
         <w:widowControl w:val="true"/>
         <w:numPr>
           <w:ilvl w:val="0"/>
@@ -1039,7 +1128,7 @@
     </w:p>
     <w:p>
       <w:pPr>
-        <w:pStyle w:val="936"/>
+        <w:pStyle w:val="940"/>
         <w:widowControl w:val="true"/>
         <w:numPr>
           <w:ilvl w:val="0"/>
@@ -1092,7 +1181,7 @@
     </w:p>
     <w:p>
       <w:pPr>
-        <w:pStyle w:val="936"/>
+        <w:pStyle w:val="940"/>
         <w:widowControl w:val="true"/>
         <w:numPr>
           <w:ilvl w:val="0"/>
@@ -1223,7 +1312,7 @@
     </w:p>
     <w:p>
       <w:pPr>
-        <w:pStyle w:val="936"/>
+        <w:pStyle w:val="940"/>
         <w:widowControl w:val="true"/>
         <w:pBdr/>
         <w:bidi w:val="false"/>
@@ -1268,7 +1357,7 @@
     </w:p>
     <w:p>
       <w:pPr>
-        <w:pStyle w:val="936"/>
+        <w:pStyle w:val="940"/>
         <w:widowControl w:val="true"/>
         <w:pBdr/>
         <w:bidi w:val="false"/>
@@ -1344,7 +1433,7 @@
     </w:p>
     <w:p>
       <w:pPr>
-        <w:pStyle w:val="936"/>
+        <w:pStyle w:val="940"/>
         <w:widowControl w:val="true"/>
         <w:pBdr/>
         <w:bidi w:val="false"/>
@@ -1389,7 +1478,7 @@
     </w:p>
     <w:p>
       <w:pPr>
-        <w:pStyle w:val="936"/>
+        <w:pStyle w:val="940"/>
         <w:widowControl w:val="true"/>
         <w:pBdr/>
         <w:bidi w:val="false"/>
@@ -1472,7 +1561,7 @@
     </w:p>
     <w:p>
       <w:pPr>
-        <w:pStyle w:val="936"/>
+        <w:pStyle w:val="940"/>
         <w:pBdr/>
         <w:spacing/>
         <w:ind w:firstLine="0" w:left="0"/>
@@ -1502,7 +1591,7 @@
     </w:p>
     <w:p>
       <w:pPr>
-        <w:pStyle w:val="939"/>
+        <w:pStyle w:val="943"/>
         <w:keepNext w:val="true"/>
         <w:widowControl w:val="true"/>
         <w:pBdr/>
@@ -1598,7 +1687,7 @@
     </w:p>
     <w:p>
       <w:pPr>
-        <w:pStyle w:val="905"/>
+        <w:pStyle w:val="909"/>
         <w:widowControl w:val="true"/>
         <w:numPr>
           <w:ilvl w:val="0"/>
@@ -1660,7 +1749,7 @@
     </w:p>
     <w:p>
       <w:pPr>
-        <w:pStyle w:val="905"/>
+        <w:pStyle w:val="909"/>
         <w:widowControl w:val="true"/>
         <w:numPr>
           <w:ilvl w:val="0"/>
@@ -1720,7 +1809,7 @@
     </w:p>
     <w:p>
       <w:pPr>
-        <w:pStyle w:val="905"/>
+        <w:pStyle w:val="909"/>
         <w:widowControl w:val="true"/>
         <w:numPr>
           <w:ilvl w:val="0"/>
@@ -1778,7 +1867,7 @@
     </w:p>
     <w:p>
       <w:pPr>
-        <w:pStyle w:val="905"/>
+        <w:pStyle w:val="909"/>
         <w:widowControl w:val="true"/>
         <w:numPr>
           <w:ilvl w:val="0"/>
@@ -1860,7 +1949,7 @@
     </w:p>
     <w:p>
       <w:pPr>
-        <w:pStyle w:val="905"/>
+        <w:pStyle w:val="909"/>
         <w:widowControl w:val="true"/>
         <w:numPr>
           <w:ilvl w:val="0"/>
@@ -1935,7 +2024,7 @@
     </w:p>
     <w:p>
       <w:pPr>
-        <w:pStyle w:val="905"/>
+        <w:pStyle w:val="909"/>
         <w:widowControl w:val="true"/>
         <w:numPr>
           <w:ilvl w:val="0"/>
@@ -1997,7 +2086,7 @@
     </w:p>
     <w:p>
       <w:pPr>
-        <w:pStyle w:val="905"/>
+        <w:pStyle w:val="909"/>
         <w:widowControl w:val="true"/>
         <w:numPr>
           <w:ilvl w:val="0"/>
@@ -2085,7 +2174,7 @@
     </w:p>
     <w:p>
       <w:pPr>
-        <w:pStyle w:val="936"/>
+        <w:pStyle w:val="940"/>
         <w:widowControl w:val="true"/>
         <w:pBdr/>
         <w:bidi w:val="false"/>
@@ -2331,6 +2420,24 @@
           <w:shd w:val="clear" w:color="auto" w:fill="auto"/>
           <w:lang w:val="en-US"/>
         </w:rPr>
+        <w:t xml:space="preserve">.Net Core </w:t>
+      </w:r>
+      <w:r>
+        <w:rPr>
+          <w:sz w:val="28"/>
+          <w:szCs w:val="28"/>
+          <w:shd w:val="clear" w:color="auto" w:fill="auto"/>
+          <w:lang w:val="ru-RU"/>
+        </w:rPr>
+        <w:t xml:space="preserve">с использованием фреймворка </w:t>
+      </w:r>
+      <w:r>
+        <w:rPr>
+          <w:sz w:val="28"/>
+          <w:szCs w:val="28"/>
+          <w:shd w:val="clear" w:color="auto" w:fill="auto"/>
+          <w:lang w:val="en-US"/>
+        </w:rPr>
         <w:t xml:space="preserve">ASP.NET Core</w:t>
       </w:r>
       <w:r>
@@ -2359,7 +2466,7 @@
     </w:p>
     <w:p>
       <w:pPr>
-        <w:pStyle w:val="939"/>
+        <w:pStyle w:val="943"/>
         <w:pBdr/>
         <w:spacing/>
         <w:ind w:right="193" w:firstLine="720" w:left="181"/>
@@ -2372,7 +2479,7 @@
     </w:p>
     <w:p>
       <w:pPr>
-        <w:pStyle w:val="938"/>
+        <w:pStyle w:val="942"/>
         <w:pBdr/>
         <w:spacing w:after="0" w:before="0"/>
         <w:ind w:right="195" w:left="1108"/>
@@ -2383,7 +2490,7 @@
     </w:p>
     <w:p>
       <w:pPr>
-        <w:pStyle w:val="938"/>
+        <w:pStyle w:val="942"/>
         <w:keepNext w:val="true"/>
         <w:widowControl w:val="true"/>
         <w:pBdr/>
@@ -2405,7 +2512,7 @@
       </w:r>
       <w:r>
         <w:rPr>
-          <w:rStyle w:val="942"/>
+          <w:rStyle w:val="946"/>
           <w:sz w:val="32"/>
           <w:szCs w:val="32"/>
         </w:rPr>
@@ -2515,7 +2622,7 @@
     </w:p>
     <w:p>
       <w:pPr>
-        <w:pStyle w:val="938"/>
+        <w:pStyle w:val="942"/>
         <w:pBdr/>
         <w:spacing/>
         <w:ind w:right="193" w:left="1491"/>
@@ -2528,7 +2635,7 @@
     </w:p>
     <w:p>
       <w:pPr>
-        <w:pStyle w:val="936"/>
+        <w:pStyle w:val="940"/>
         <w:pBdr/>
         <w:spacing w:after="0" w:before="0"/>
         <w:ind/>
@@ -2539,7 +2646,7 @@
     </w:p>
     <w:p>
       <w:pPr>
-        <w:pStyle w:val="938"/>
+        <w:pStyle w:val="942"/>
         <w:keepNext w:val="true"/>
         <w:widowControl w:val="true"/>
         <w:pBdr/>
@@ -2554,7 +2661,7 @@
       </w:pPr>
       <w:r>
         <w:rPr>
-          <w:rStyle w:val="942"/>
+          <w:rStyle w:val="946"/>
           <w:sz w:val="28"/>
           <w:szCs w:val="28"/>
         </w:rPr>
@@ -2562,7 +2669,7 @@
       </w:r>
       <w:r>
         <w:rPr>
-          <w:rStyle w:val="942"/>
+          <w:rStyle w:val="946"/>
           <w:sz w:val="32"/>
           <w:szCs w:val="32"/>
         </w:rPr>
@@ -2661,54 +2768,6 @@
           <w:lang w:val="ru-RU"/>
         </w:rPr>
         <w:t xml:space="preserve"> программы;</w:t>
-      </w:r>
-      <w:r>
-        <w:rPr>
-          <w:sz w:val="28"/>
-          <w:szCs w:val="28"/>
-          <w:lang w:val="ru-RU"/>
-          <w14:ligatures w14:val="none"/>
-        </w:rPr>
-      </w:r>
-      <w:r>
-        <w:rPr>
-          <w:sz w:val="28"/>
-          <w:szCs w:val="28"/>
-          <w:lang w:val="ru-RU"/>
-          <w14:ligatures w14:val="none"/>
-        </w:rPr>
-      </w:r>
-      <w:r>
-        <w:rPr>
-          <w:sz w:val="28"/>
-          <w:szCs w:val="28"/>
-          <w:shd w:val="clear" w:color="auto" w:fill="auto"/>
-          <w:lang w:val="ru-RU"/>
-        </w:rPr>
-      </w:r>
-      <w:r>
-        <w:rPr>
-          <w:sz w:val="28"/>
-          <w:szCs w:val="28"/>
-          <w:lang w:val="ru-RU"/>
-          <w14:ligatures w14:val="none"/>
-        </w:rPr>
-      </w:r>
-      <w:r>
-        <w:rPr>
-          <w:sz w:val="28"/>
-          <w:szCs w:val="28"/>
-          <w:lang w:val="ru-RU"/>
-          <w14:ligatures w14:val="none"/>
-        </w:rPr>
-      </w:r>
-      <w:r>
-        <w:rPr>
-          <w:sz w:val="28"/>
-          <w:szCs w:val="28"/>
-          <w:shd w:val="clear" w:color="auto" w:fill="auto"/>
-          <w:lang w:val="ru-RU"/>
-        </w:rPr>
       </w:r>
       <w:r>
         <w:rPr>
@@ -2972,7 +3031,7 @@
 <w:hdr xmlns:wpc="http://schemas.microsoft.com/office/word/2010/wordprocessingCanvas" xmlns:mc="http://schemas.openxmlformats.org/markup-compatibility/2006" xmlns:o="urn:schemas-microsoft-com:office:office" xmlns:r="http://schemas.openxmlformats.org/officeDocument/2006/relationships" xmlns:m="http://schemas.openxmlformats.org/officeDocument/2006/math" xmlns:v="urn:schemas-microsoft-com:vml" xmlns:wp14="http://schemas.microsoft.com/office/word/2010/wordprocessingDrawing" xmlns:wp="http://schemas.openxmlformats.org/drawingml/2006/wordprocessingDrawing" xmlns:w10="urn:schemas-microsoft-com:office:word" xmlns:w="http://schemas.openxmlformats.org/wordprocessingml/2006/main" xmlns:w14="http://schemas.microsoft.com/office/word/2010/wordml" xmlns:w15="http://schemas.microsoft.com/office/word/2012/wordml" xmlns:wpg="http://schemas.microsoft.com/office/word/2010/wordprocessingGroup" xmlns:wpi="http://schemas.microsoft.com/office/word/2010/wordprocessingInk" xmlns:wne="http://schemas.microsoft.com/office/word/2006/wordml" xmlns:a="http://schemas.openxmlformats.org/drawingml/2006/main" xmlns:wps="http://schemas.microsoft.com/office/word/2010/wordprocessingShape" mc:Ignorable="w14 w15 wp14">
   <w:p>
     <w:pPr>
-      <w:pStyle w:val="950"/>
+      <w:pStyle w:val="954"/>
       <w:pBdr/>
       <w:spacing/>
       <w:ind/>
@@ -2998,7 +3057,7 @@
   </w:p>
   <w:p>
     <w:pPr>
-      <w:pStyle w:val="950"/>
+      <w:pStyle w:val="954"/>
       <w:pBdr/>
       <w:spacing/>
       <w:ind/>
@@ -3009,7 +3068,7 @@
   </w:p>
   <w:p>
     <w:pPr>
-      <w:pStyle w:val="950"/>
+      <w:pStyle w:val="954"/>
       <w:pBdr/>
       <w:spacing/>
       <w:ind/>
@@ -3650,7 +3709,7 @@
     <w:lvl w:ilvl="0">
       <w:isLgl w:val="false"/>
       <w:lvlJc w:val="left"/>
-      <w:lvlText/>
+      <w:lvlText w:val=""/>
       <w:numFmt w:val="none"/>
       <w:pPr>
         <w:pBdr/>
@@ -3667,7 +3726,7 @@
     <w:lvl w:ilvl="1">
       <w:isLgl w:val="false"/>
       <w:lvlJc w:val="left"/>
-      <w:lvlText/>
+      <w:lvlText w:val=""/>
       <w:numFmt w:val="none"/>
       <w:pPr>
         <w:pBdr/>
@@ -3684,7 +3743,7 @@
     <w:lvl w:ilvl="2">
       <w:isLgl w:val="false"/>
       <w:lvlJc w:val="left"/>
-      <w:lvlText/>
+      <w:lvlText w:val=""/>
       <w:numFmt w:val="none"/>
       <w:pPr>
         <w:pBdr/>
@@ -3701,7 +3760,7 @@
     <w:lvl w:ilvl="3">
       <w:isLgl w:val="false"/>
       <w:lvlJc w:val="left"/>
-      <w:lvlText/>
+      <w:lvlText w:val=""/>
       <w:numFmt w:val="none"/>
       <w:pPr>
         <w:pBdr/>
@@ -3718,7 +3777,7 @@
     <w:lvl w:ilvl="4">
       <w:isLgl w:val="false"/>
       <w:lvlJc w:val="left"/>
-      <w:lvlText/>
+      <w:lvlText w:val=""/>
       <w:numFmt w:val="none"/>
       <w:pPr>
         <w:pBdr/>
@@ -3735,7 +3794,7 @@
     <w:lvl w:ilvl="5">
       <w:isLgl w:val="false"/>
       <w:lvlJc w:val="left"/>
-      <w:lvlText/>
+      <w:lvlText w:val=""/>
       <w:numFmt w:val="none"/>
       <w:pPr>
         <w:pBdr/>
@@ -3752,7 +3811,7 @@
     <w:lvl w:ilvl="6">
       <w:isLgl w:val="false"/>
       <w:lvlJc w:val="left"/>
-      <w:lvlText/>
+      <w:lvlText w:val=""/>
       <w:numFmt w:val="none"/>
       <w:pPr>
         <w:pBdr/>
@@ -3769,7 +3828,7 @@
     <w:lvl w:ilvl="7">
       <w:isLgl w:val="false"/>
       <w:lvlJc w:val="left"/>
-      <w:lvlText/>
+      <w:lvlText w:val=""/>
       <w:numFmt w:val="none"/>
       <w:pPr>
         <w:pBdr/>
@@ -3786,7 +3845,7 @@
     <w:lvl w:ilvl="8">
       <w:isLgl w:val="false"/>
       <w:lvlJc w:val="left"/>
-      <w:lvlText/>
+      <w:lvlText w:val=""/>
       <w:numFmt w:val="none"/>
       <w:pPr>
         <w:pBdr/>
@@ -6059,9 +6118,23 @@
     <w:lsdException w:name="Bibliography" w:uiPriority="37"/>
     <w:lsdException w:name="TOC Heading" w:uiPriority="39" w:qFormat="1"/>
   </w:latentStyles>
-  <w:style w:type="table" w:styleId="758">
+  <w:style w:type="character" w:styleId="198">
+    <w:name w:val="Placeholder Text"/>
+    <w:basedOn w:val="944"/>
+    <w:uiPriority w:val="99"/>
+    <w:semiHidden/>
+    <w:pPr>
+      <w:pBdr/>
+      <w:spacing/>
+      <w:ind/>
+    </w:pPr>
+    <w:rPr>
+      <w:color w:val="666666"/>
+    </w:rPr>
+  </w:style>
+  <w:style w:type="table" w:styleId="762">
     <w:name w:val="Table Grid"/>
-    <w:basedOn w:val="960"/>
+    <w:basedOn w:val="964"/>
     <w:uiPriority w:val="59"/>
     <w:pPr>
       <w:pBdr/>
@@ -6070,6 +6143,12 @@
     </w:pPr>
     <w:tblPr>
       <w:tblInd w:w="0" w:type="dxa"/>
+      <w:tblCellMar>
+        <w:left w:w="108" w:type="dxa"/>
+        <w:top w:w="0" w:type="dxa"/>
+        <w:right w:w="108" w:type="dxa"/>
+        <w:bottom w:w="0" w:type="dxa"/>
+      </w:tblCellMar>
       <w:tblBorders>
         <w:top w:val="single" w:color="000000" w:sz="4" w:space="0"/>
         <w:left w:val="single" w:color="000000" w:sz="4" w:space="0"/>
@@ -6078,12 +6157,6 @@
         <w:insideH w:val="single" w:color="000000" w:sz="4" w:space="0"/>
         <w:insideV w:val="single" w:color="000000" w:sz="4" w:space="0"/>
       </w:tblBorders>
-      <w:tblCellMar>
-        <w:left w:w="108" w:type="dxa"/>
-        <w:top w:w="0" w:type="dxa"/>
-        <w:right w:w="108" w:type="dxa"/>
-        <w:bottom w:w="0" w:type="dxa"/>
-      </w:tblCellMar>
     </w:tblPr>
     <w:tcPr>
       <w:tcBorders/>
@@ -6258,9 +6331,9 @@
       </w:tcPr>
     </w:tblStylePr>
   </w:style>
-  <w:style w:type="table" w:styleId="759">
+  <w:style w:type="table" w:styleId="763">
     <w:name w:val="Table Grid Light"/>
-    <w:basedOn w:val="960"/>
+    <w:basedOn w:val="964"/>
     <w:uiPriority w:val="59"/>
     <w:pPr>
       <w:pBdr/>
@@ -6269,6 +6342,12 @@
     </w:pPr>
     <w:tblPr>
       <w:tblInd w:w="0" w:type="dxa"/>
+      <w:tblCellMar>
+        <w:left w:w="108" w:type="dxa"/>
+        <w:top w:w="0" w:type="dxa"/>
+        <w:right w:w="108" w:type="dxa"/>
+        <w:bottom w:w="0" w:type="dxa"/>
+      </w:tblCellMar>
       <w:tblBorders>
         <w:top w:val="single" w:color="000000" w:themeColor="text1" w:themeTint="50" w:sz="4" w:space="0"/>
         <w:left w:val="single" w:color="000000" w:themeColor="text1" w:themeTint="50" w:sz="4" w:space="0"/>
@@ -6277,12 +6356,6 @@
         <w:insideH w:val="single" w:color="000000" w:themeColor="text1" w:themeTint="50" w:sz="4" w:space="0"/>
         <w:insideV w:val="single" w:color="000000" w:themeColor="text1" w:themeTint="50" w:sz="4" w:space="0"/>
       </w:tblBorders>
-      <w:tblCellMar>
-        <w:left w:w="108" w:type="dxa"/>
-        <w:top w:w="0" w:type="dxa"/>
-        <w:right w:w="108" w:type="dxa"/>
-        <w:bottom w:w="0" w:type="dxa"/>
-      </w:tblCellMar>
     </w:tblPr>
     <w:tcPr>
       <w:tcBorders/>
@@ -6457,9 +6530,9 @@
       </w:tcPr>
     </w:tblStylePr>
   </w:style>
-  <w:style w:type="table" w:styleId="760">
+  <w:style w:type="table" w:styleId="764">
     <w:name w:val="Plain Table 1"/>
-    <w:basedOn w:val="960"/>
+    <w:basedOn w:val="964"/>
     <w:uiPriority w:val="59"/>
     <w:pPr>
       <w:pBdr/>
@@ -6468,6 +6541,12 @@
     </w:pPr>
     <w:tblPr>
       <w:tblInd w:w="0" w:type="dxa"/>
+      <w:tblCellMar>
+        <w:left w:w="108" w:type="dxa"/>
+        <w:top w:w="0" w:type="dxa"/>
+        <w:right w:w="108" w:type="dxa"/>
+        <w:bottom w:w="0" w:type="dxa"/>
+      </w:tblCellMar>
       <w:tblBorders>
         <w:top w:val="single" w:color="000000" w:themeColor="text1" w:themeTint="50" w:sz="4" w:space="0"/>
         <w:left w:val="single" w:color="000000" w:themeColor="text1" w:themeTint="50" w:sz="4" w:space="0"/>
@@ -6476,12 +6555,6 @@
         <w:insideH w:val="single" w:color="000000" w:themeColor="text1" w:themeTint="50" w:sz="4" w:space="0"/>
         <w:insideV w:val="single" w:color="000000" w:themeColor="text1" w:themeTint="50" w:sz="4" w:space="0"/>
       </w:tblBorders>
-      <w:tblCellMar>
-        <w:left w:w="108" w:type="dxa"/>
-        <w:top w:w="0" w:type="dxa"/>
-        <w:right w:w="108" w:type="dxa"/>
-        <w:bottom w:w="0" w:type="dxa"/>
-      </w:tblCellMar>
     </w:tblPr>
     <w:tcPr>
       <w:tcBorders/>
@@ -6682,9 +6755,9 @@
       </w:tcPr>
     </w:tblStylePr>
   </w:style>
-  <w:style w:type="table" w:styleId="761">
+  <w:style w:type="table" w:styleId="765">
     <w:name w:val="Plain Table 2"/>
-    <w:basedOn w:val="960"/>
+    <w:basedOn w:val="964"/>
     <w:uiPriority w:val="59"/>
     <w:pPr>
       <w:pBdr/>
@@ -6693,18 +6766,18 @@
     </w:pPr>
     <w:tblPr>
       <w:tblInd w:w="0" w:type="dxa"/>
+      <w:tblCellMar>
+        <w:left w:w="108" w:type="dxa"/>
+        <w:top w:w="0" w:type="dxa"/>
+        <w:right w:w="108" w:type="dxa"/>
+        <w:bottom w:w="0" w:type="dxa"/>
+      </w:tblCellMar>
       <w:tblBorders>
         <w:top w:val="single" w:color="000000" w:themeColor="text1" w:sz="4" w:space="0"/>
         <w:left w:val="none" w:color="000000" w:themeColor="text1" w:sz="4" w:space="0"/>
         <w:bottom w:val="single" w:color="000000" w:themeColor="text1" w:sz="4" w:space="0"/>
         <w:right w:val="none" w:color="000000" w:themeColor="text1" w:sz="4" w:space="0"/>
       </w:tblBorders>
-      <w:tblCellMar>
-        <w:left w:w="108" w:type="dxa"/>
-        <w:top w:w="0" w:type="dxa"/>
-        <w:right w:w="108" w:type="dxa"/>
-        <w:bottom w:w="0" w:type="dxa"/>
-      </w:tblCellMar>
     </w:tblPr>
     <w:tcPr>
       <w:tcBorders/>
@@ -6915,9 +6988,9 @@
       </w:tcPr>
     </w:tblStylePr>
   </w:style>
-  <w:style w:type="table" w:styleId="762">
+  <w:style w:type="table" w:styleId="766">
     <w:name w:val="Plain Table 3"/>
-    <w:basedOn w:val="960"/>
+    <w:basedOn w:val="964"/>
     <w:uiPriority w:val="99"/>
     <w:pPr>
       <w:pBdr/>
@@ -7145,9 +7218,9 @@
       </w:tcPr>
     </w:tblStylePr>
   </w:style>
-  <w:style w:type="table" w:styleId="763">
+  <w:style w:type="table" w:styleId="767">
     <w:name w:val="Plain Table 4"/>
-    <w:basedOn w:val="960"/>
+    <w:basedOn w:val="964"/>
     <w:uiPriority w:val="99"/>
     <w:pPr>
       <w:pBdr/>
@@ -7361,9 +7434,9 @@
       </w:tcPr>
     </w:tblStylePr>
   </w:style>
-  <w:style w:type="table" w:styleId="764">
+  <w:style w:type="table" w:styleId="768">
     <w:name w:val="Plain Table 5"/>
-    <w:basedOn w:val="960"/>
+    <w:basedOn w:val="964"/>
     <w:uiPriority w:val="99"/>
     <w:pPr>
       <w:pBdr/>
@@ -7594,9 +7667,9 @@
       </w:tcPr>
     </w:tblStylePr>
   </w:style>
-  <w:style w:type="table" w:styleId="765">
+  <w:style w:type="table" w:styleId="769">
     <w:name w:val="Grid Table 1 Light"/>
-    <w:basedOn w:val="960"/>
+    <w:basedOn w:val="964"/>
     <w:uiPriority w:val="99"/>
     <w:pPr>
       <w:pBdr/>
@@ -7817,9 +7890,9 @@
       </w:tcPr>
     </w:tblStylePr>
   </w:style>
-  <w:style w:type="table" w:styleId="766">
+  <w:style w:type="table" w:styleId="770">
     <w:name w:val="Grid Table 1 Light - Accent 1"/>
-    <w:basedOn w:val="960"/>
+    <w:basedOn w:val="964"/>
     <w:uiPriority w:val="99"/>
     <w:pPr>
       <w:pBdr/>
@@ -8040,9 +8113,9 @@
       </w:tcPr>
     </w:tblStylePr>
   </w:style>
-  <w:style w:type="table" w:styleId="767">
+  <w:style w:type="table" w:styleId="771">
     <w:name w:val="Grid Table 1 Light - Accent 2"/>
-    <w:basedOn w:val="960"/>
+    <w:basedOn w:val="964"/>
     <w:uiPriority w:val="99"/>
     <w:pPr>
       <w:pBdr/>
@@ -8263,9 +8336,9 @@
       </w:tcPr>
     </w:tblStylePr>
   </w:style>
-  <w:style w:type="table" w:styleId="768">
+  <w:style w:type="table" w:styleId="772">
     <w:name w:val="Grid Table 1 Light - Accent 3"/>
-    <w:basedOn w:val="960"/>
+    <w:basedOn w:val="964"/>
     <w:uiPriority w:val="99"/>
     <w:pPr>
       <w:pBdr/>
@@ -8486,9 +8559,9 @@
       </w:tcPr>
     </w:tblStylePr>
   </w:style>
-  <w:style w:type="table" w:styleId="769">
+  <w:style w:type="table" w:styleId="773">
     <w:name w:val="Grid Table 1 Light - Accent 4"/>
-    <w:basedOn w:val="960"/>
+    <w:basedOn w:val="964"/>
     <w:uiPriority w:val="99"/>
     <w:pPr>
       <w:pBdr/>
@@ -8709,9 +8782,9 @@
       </w:tcPr>
     </w:tblStylePr>
   </w:style>
-  <w:style w:type="table" w:styleId="770">
+  <w:style w:type="table" w:styleId="774">
     <w:name w:val="Grid Table 1 Light - Accent 5"/>
-    <w:basedOn w:val="960"/>
+    <w:basedOn w:val="964"/>
     <w:uiPriority w:val="99"/>
     <w:pPr>
       <w:pBdr/>
@@ -8932,9 +9005,9 @@
       </w:tcPr>
     </w:tblStylePr>
   </w:style>
-  <w:style w:type="table" w:styleId="771">
+  <w:style w:type="table" w:styleId="775">
     <w:name w:val="Grid Table 1 Light - Accent 6"/>
-    <w:basedOn w:val="960"/>
+    <w:basedOn w:val="964"/>
     <w:uiPriority w:val="99"/>
     <w:pPr>
       <w:pBdr/>
@@ -9155,9 +9228,9 @@
       </w:tcPr>
     </w:tblStylePr>
   </w:style>
-  <w:style w:type="table" w:styleId="772">
+  <w:style w:type="table" w:styleId="776">
     <w:name w:val="Grid Table 2"/>
-    <w:basedOn w:val="960"/>
+    <w:basedOn w:val="964"/>
     <w:uiPriority w:val="99"/>
     <w:pPr>
       <w:pBdr/>
@@ -9387,9 +9460,9 @@
       </w:tcPr>
     </w:tblStylePr>
   </w:style>
-  <w:style w:type="table" w:styleId="773">
+  <w:style w:type="table" w:styleId="777">
     <w:name w:val="Grid Table 2 - Accent 1"/>
-    <w:basedOn w:val="960"/>
+    <w:basedOn w:val="964"/>
     <w:uiPriority w:val="99"/>
     <w:pPr>
       <w:pBdr/>
@@ -9619,9 +9692,9 @@
       </w:tcPr>
     </w:tblStylePr>
   </w:style>
-  <w:style w:type="table" w:styleId="774">
+  <w:style w:type="table" w:styleId="778">
     <w:name w:val="Grid Table 2 - Accent 2"/>
-    <w:basedOn w:val="960"/>
+    <w:basedOn w:val="964"/>
     <w:uiPriority w:val="99"/>
     <w:pPr>
       <w:pBdr/>
@@ -9851,9 +9924,9 @@
       </w:tcPr>
     </w:tblStylePr>
   </w:style>
-  <w:style w:type="table" w:styleId="775">
+  <w:style w:type="table" w:styleId="779">
     <w:name w:val="Grid Table 2 - Accent 3"/>
-    <w:basedOn w:val="960"/>
+    <w:basedOn w:val="964"/>
     <w:uiPriority w:val="99"/>
     <w:pPr>
       <w:pBdr/>
@@ -10083,9 +10156,9 @@
       </w:tcPr>
     </w:tblStylePr>
   </w:style>
-  <w:style w:type="table" w:styleId="776">
+  <w:style w:type="table" w:styleId="780">
     <w:name w:val="Grid Table 2 - Accent 4"/>
-    <w:basedOn w:val="960"/>
+    <w:basedOn w:val="964"/>
     <w:uiPriority w:val="99"/>
     <w:pPr>
       <w:pBdr/>
@@ -10315,9 +10388,9 @@
       </w:tcPr>
     </w:tblStylePr>
   </w:style>
-  <w:style w:type="table" w:styleId="777">
+  <w:style w:type="table" w:styleId="781">
     <w:name w:val="Grid Table 2 - Accent 5"/>
-    <w:basedOn w:val="960"/>
+    <w:basedOn w:val="964"/>
     <w:uiPriority w:val="99"/>
     <w:pPr>
       <w:pBdr/>
@@ -10547,9 +10620,9 @@
       </w:tcPr>
     </w:tblStylePr>
   </w:style>
-  <w:style w:type="table" w:styleId="778">
+  <w:style w:type="table" w:styleId="782">
     <w:name w:val="Grid Table 2 - Accent 6"/>
-    <w:basedOn w:val="960"/>
+    <w:basedOn w:val="964"/>
     <w:uiPriority w:val="99"/>
     <w:pPr>
       <w:pBdr/>
@@ -10779,9 +10852,9 @@
       </w:tcPr>
     </w:tblStylePr>
   </w:style>
-  <w:style w:type="table" w:styleId="779">
+  <w:style w:type="table" w:styleId="783">
     <w:name w:val="Grid Table 3"/>
-    <w:basedOn w:val="960"/>
+    <w:basedOn w:val="964"/>
     <w:uiPriority w:val="99"/>
     <w:pPr>
       <w:pBdr/>
@@ -11024,9 +11097,9 @@
       </w:tcPr>
     </w:tblStylePr>
   </w:style>
-  <w:style w:type="table" w:styleId="780">
+  <w:style w:type="table" w:styleId="784">
     <w:name w:val="Grid Table 3 - Accent 1"/>
-    <w:basedOn w:val="960"/>
+    <w:basedOn w:val="964"/>
     <w:uiPriority w:val="99"/>
     <w:pPr>
       <w:pBdr/>
@@ -11269,9 +11342,9 @@
       </w:tcPr>
     </w:tblStylePr>
   </w:style>
-  <w:style w:type="table" w:styleId="781">
+  <w:style w:type="table" w:styleId="785">
     <w:name w:val="Grid Table 3 - Accent 2"/>
-    <w:basedOn w:val="960"/>
+    <w:basedOn w:val="964"/>
     <w:uiPriority w:val="99"/>
     <w:pPr>
       <w:pBdr/>
@@ -11514,9 +11587,9 @@
       </w:tcPr>
     </w:tblStylePr>
   </w:style>
-  <w:style w:type="table" w:styleId="782">
+  <w:style w:type="table" w:styleId="786">
     <w:name w:val="Grid Table 3 - Accent 3"/>
-    <w:basedOn w:val="960"/>
+    <w:basedOn w:val="964"/>
     <w:uiPriority w:val="99"/>
     <w:pPr>
       <w:pBdr/>
@@ -11759,9 +11832,9 @@
       </w:tcPr>
     </w:tblStylePr>
   </w:style>
-  <w:style w:type="table" w:styleId="783">
+  <w:style w:type="table" w:styleId="787">
     <w:name w:val="Grid Table 3 - Accent 4"/>
-    <w:basedOn w:val="960"/>
+    <w:basedOn w:val="964"/>
     <w:uiPriority w:val="99"/>
     <w:pPr>
       <w:pBdr/>
@@ -12004,9 +12077,9 @@
       </w:tcPr>
     </w:tblStylePr>
   </w:style>
-  <w:style w:type="table" w:styleId="784">
+  <w:style w:type="table" w:styleId="788">
     <w:name w:val="Grid Table 3 - Accent 5"/>
-    <w:basedOn w:val="960"/>
+    <w:basedOn w:val="964"/>
     <w:uiPriority w:val="99"/>
     <w:pPr>
       <w:pBdr/>
@@ -12249,9 +12322,9 @@
       </w:tcPr>
     </w:tblStylePr>
   </w:style>
-  <w:style w:type="table" w:styleId="785">
+  <w:style w:type="table" w:styleId="789">
     <w:name w:val="Grid Table 3 - Accent 6"/>
-    <w:basedOn w:val="960"/>
+    <w:basedOn w:val="964"/>
     <w:uiPriority w:val="99"/>
     <w:pPr>
       <w:pBdr/>
@@ -12494,9 +12567,9 @@
       </w:tcPr>
     </w:tblStylePr>
   </w:style>
-  <w:style w:type="table" w:styleId="786">
+  <w:style w:type="table" w:styleId="790">
     <w:name w:val="Grid Table 4"/>
-    <w:basedOn w:val="960"/>
+    <w:basedOn w:val="964"/>
     <w:uiPriority w:val="59"/>
     <w:pPr>
       <w:pBdr/>
@@ -12727,9 +12800,9 @@
       </w:tcPr>
     </w:tblStylePr>
   </w:style>
-  <w:style w:type="table" w:styleId="787">
+  <w:style w:type="table" w:styleId="791">
     <w:name w:val="Grid Table 4 - Accent 1"/>
-    <w:basedOn w:val="960"/>
+    <w:basedOn w:val="964"/>
     <w:uiPriority w:val="59"/>
     <w:pPr>
       <w:pBdr/>
@@ -12960,9 +13033,9 @@
       </w:tcPr>
     </w:tblStylePr>
   </w:style>
-  <w:style w:type="table" w:styleId="788">
+  <w:style w:type="table" w:styleId="792">
     <w:name w:val="Grid Table 4 - Accent 2"/>
-    <w:basedOn w:val="960"/>
+    <w:basedOn w:val="964"/>
     <w:uiPriority w:val="59"/>
     <w:pPr>
       <w:pBdr/>
@@ -13193,9 +13266,9 @@
       </w:tcPr>
     </w:tblStylePr>
   </w:style>
-  <w:style w:type="table" w:styleId="789">
+  <w:style w:type="table" w:styleId="793">
     <w:name w:val="Grid Table 4 - Accent 3"/>
-    <w:basedOn w:val="960"/>
+    <w:basedOn w:val="964"/>
     <w:uiPriority w:val="59"/>
     <w:pPr>
       <w:pBdr/>
@@ -13426,9 +13499,9 @@
       </w:tcPr>
     </w:tblStylePr>
   </w:style>
-  <w:style w:type="table" w:styleId="790">
+  <w:style w:type="table" w:styleId="794">
     <w:name w:val="Grid Table 4 - Accent 4"/>
-    <w:basedOn w:val="960"/>
+    <w:basedOn w:val="964"/>
     <w:uiPriority w:val="59"/>
     <w:pPr>
       <w:pBdr/>
@@ -13659,9 +13732,9 @@
       </w:tcPr>
     </w:tblStylePr>
   </w:style>
-  <w:style w:type="table" w:styleId="791">
+  <w:style w:type="table" w:styleId="795">
     <w:name w:val="Grid Table 4 - Accent 5"/>
-    <w:basedOn w:val="960"/>
+    <w:basedOn w:val="964"/>
     <w:uiPriority w:val="59"/>
     <w:pPr>
       <w:pBdr/>
@@ -13892,9 +13965,9 @@
       </w:tcPr>
     </w:tblStylePr>
   </w:style>
-  <w:style w:type="table" w:styleId="792">
+  <w:style w:type="table" w:styleId="796">
     <w:name w:val="Grid Table 4 - Accent 6"/>
-    <w:basedOn w:val="960"/>
+    <w:basedOn w:val="964"/>
     <w:uiPriority w:val="59"/>
     <w:pPr>
       <w:pBdr/>
@@ -14125,9 +14198,9 @@
       </w:tcPr>
     </w:tblStylePr>
   </w:style>
-  <w:style w:type="table" w:styleId="793">
+  <w:style w:type="table" w:styleId="797">
     <w:name w:val="Grid Table 5 Dark"/>
-    <w:basedOn w:val="960"/>
+    <w:basedOn w:val="964"/>
     <w:uiPriority w:val="99"/>
     <w:pPr>
       <w:pBdr/>
@@ -14353,9 +14426,9 @@
       </w:tcPr>
     </w:tblStylePr>
   </w:style>
-  <w:style w:type="table" w:styleId="794">
+  <w:style w:type="table" w:styleId="798">
     <w:name w:val="Grid Table 5 Dark- Accent 1"/>
-    <w:basedOn w:val="960"/>
+    <w:basedOn w:val="964"/>
     <w:uiPriority w:val="99"/>
     <w:pPr>
       <w:pBdr/>
@@ -14581,9 +14654,9 @@
       </w:tcPr>
     </w:tblStylePr>
   </w:style>
-  <w:style w:type="table" w:styleId="795">
+  <w:style w:type="table" w:styleId="799">
     <w:name w:val="Grid Table 5 Dark - Accent 2"/>
-    <w:basedOn w:val="960"/>
+    <w:basedOn w:val="964"/>
     <w:uiPriority w:val="99"/>
     <w:pPr>
       <w:pBdr/>
@@ -14809,9 +14882,9 @@
       </w:tcPr>
     </w:tblStylePr>
   </w:style>
-  <w:style w:type="table" w:styleId="796">
+  <w:style w:type="table" w:styleId="800">
     <w:name w:val="Grid Table 5 Dark - Accent 3"/>
-    <w:basedOn w:val="960"/>
+    <w:basedOn w:val="964"/>
     <w:uiPriority w:val="99"/>
     <w:pPr>
       <w:pBdr/>
@@ -15037,9 +15110,9 @@
       </w:tcPr>
     </w:tblStylePr>
   </w:style>
-  <w:style w:type="table" w:styleId="797">
+  <w:style w:type="table" w:styleId="801">
     <w:name w:val="Grid Table 5 Dark- Accent 4"/>
-    <w:basedOn w:val="960"/>
+    <w:basedOn w:val="964"/>
     <w:uiPriority w:val="99"/>
     <w:pPr>
       <w:pBdr/>
@@ -15265,9 +15338,9 @@
       </w:tcPr>
     </w:tblStylePr>
   </w:style>
-  <w:style w:type="table" w:styleId="798">
+  <w:style w:type="table" w:styleId="802">
     <w:name w:val="Grid Table 5 Dark - Accent 5"/>
-    <w:basedOn w:val="960"/>
+    <w:basedOn w:val="964"/>
     <w:uiPriority w:val="99"/>
     <w:pPr>
       <w:pBdr/>
@@ -15493,9 +15566,9 @@
       </w:tcPr>
     </w:tblStylePr>
   </w:style>
-  <w:style w:type="table" w:styleId="799">
+  <w:style w:type="table" w:styleId="803">
     <w:name w:val="Grid Table 5 Dark - Accent 6"/>
-    <w:basedOn w:val="960"/>
+    <w:basedOn w:val="964"/>
     <w:uiPriority w:val="99"/>
     <w:pPr>
       <w:pBdr/>
@@ -15721,9 +15794,9 @@
       </w:tcPr>
     </w:tblStylePr>
   </w:style>
-  <w:style w:type="table" w:styleId="800">
+  <w:style w:type="table" w:styleId="804">
     <w:name w:val="Grid Table 6 Colorful"/>
-    <w:basedOn w:val="960"/>
+    <w:basedOn w:val="964"/>
     <w:uiPriority w:val="99"/>
     <w:pPr>
       <w:pBdr/>
@@ -15951,9 +16024,9 @@
       </w:tcPr>
     </w:tblStylePr>
   </w:style>
-  <w:style w:type="table" w:styleId="801">
+  <w:style w:type="table" w:styleId="805">
     <w:name w:val="Grid Table 6 Colorful - Accent 1"/>
-    <w:basedOn w:val="960"/>
+    <w:basedOn w:val="964"/>
     <w:uiPriority w:val="99"/>
     <w:pPr>
       <w:pBdr/>
@@ -16181,9 +16254,9 @@
       </w:tcPr>
     </w:tblStylePr>
   </w:style>
-  <w:style w:type="table" w:styleId="802">
+  <w:style w:type="table" w:styleId="806">
     <w:name w:val="Grid Table 6 Colorful - Accent 2"/>
-    <w:basedOn w:val="960"/>
+    <w:basedOn w:val="964"/>
     <w:uiPriority w:val="99"/>
     <w:pPr>
       <w:pBdr/>
@@ -16411,9 +16484,9 @@
       </w:tcPr>
     </w:tblStylePr>
   </w:style>
-  <w:style w:type="table" w:styleId="803">
+  <w:style w:type="table" w:styleId="807">
     <w:name w:val="Grid Table 6 Colorful - Accent 3"/>
-    <w:basedOn w:val="960"/>
+    <w:basedOn w:val="964"/>
     <w:uiPriority w:val="99"/>
     <w:pPr>
       <w:pBdr/>
@@ -16641,9 +16714,9 @@
       </w:tcPr>
     </w:tblStylePr>
   </w:style>
-  <w:style w:type="table" w:styleId="804">
+  <w:style w:type="table" w:styleId="808">
     <w:name w:val="Grid Table 6 Colorful - Accent 4"/>
-    <w:basedOn w:val="960"/>
+    <w:basedOn w:val="964"/>
     <w:uiPriority w:val="99"/>
     <w:pPr>
       <w:pBdr/>
@@ -16871,9 +16944,9 @@
       </w:tcPr>
     </w:tblStylePr>
   </w:style>
-  <w:style w:type="table" w:styleId="805">
+  <w:style w:type="table" w:styleId="809">
     <w:name w:val="Grid Table 6 Colorful - Accent 5"/>
-    <w:basedOn w:val="960"/>
+    <w:basedOn w:val="964"/>
     <w:uiPriority w:val="99"/>
     <w:pPr>
       <w:pBdr/>
@@ -17101,9 +17174,9 @@
       </w:tcPr>
     </w:tblStylePr>
   </w:style>
-  <w:style w:type="table" w:styleId="806">
+  <w:style w:type="table" w:styleId="810">
     <w:name w:val="Grid Table 6 Colorful - Accent 6"/>
-    <w:basedOn w:val="960"/>
+    <w:basedOn w:val="964"/>
     <w:uiPriority w:val="99"/>
     <w:pPr>
       <w:pBdr/>
@@ -17331,9 +17404,9 @@
       </w:tcPr>
     </w:tblStylePr>
   </w:style>
-  <w:style w:type="table" w:styleId="807">
+  <w:style w:type="table" w:styleId="811">
     <w:name w:val="Grid Table 7 Colorful"/>
-    <w:basedOn w:val="960"/>
+    <w:basedOn w:val="964"/>
     <w:uiPriority w:val="99"/>
     <w:pPr>
       <w:pBdr/>
@@ -17585,9 +17658,9 @@
       </w:tcPr>
     </w:tblStylePr>
   </w:style>
-  <w:style w:type="table" w:styleId="808">
+  <w:style w:type="table" w:styleId="812">
     <w:name w:val="Grid Table 7 Colorful - Accent 1"/>
-    <w:basedOn w:val="960"/>
+    <w:basedOn w:val="964"/>
     <w:uiPriority w:val="99"/>
     <w:pPr>
       <w:pBdr/>
@@ -17839,9 +17912,9 @@
       </w:tcPr>
     </w:tblStylePr>
   </w:style>
-  <w:style w:type="table" w:styleId="809">
+  <w:style w:type="table" w:styleId="813">
     <w:name w:val="Grid Table 7 Colorful - Accent 2"/>
-    <w:basedOn w:val="960"/>
+    <w:basedOn w:val="964"/>
     <w:uiPriority w:val="99"/>
     <w:pPr>
       <w:pBdr/>
@@ -18093,9 +18166,9 @@
       </w:tcPr>
     </w:tblStylePr>
   </w:style>
-  <w:style w:type="table" w:styleId="810">
+  <w:style w:type="table" w:styleId="814">
     <w:name w:val="Grid Table 7 Colorful - Accent 3"/>
-    <w:basedOn w:val="960"/>
+    <w:basedOn w:val="964"/>
     <w:uiPriority w:val="99"/>
     <w:pPr>
       <w:pBdr/>
@@ -18347,9 +18420,9 @@
       </w:tcPr>
     </w:tblStylePr>
   </w:style>
-  <w:style w:type="table" w:styleId="811">
+  <w:style w:type="table" w:styleId="815">
     <w:name w:val="Grid Table 7 Colorful - Accent 4"/>
-    <w:basedOn w:val="960"/>
+    <w:basedOn w:val="964"/>
     <w:uiPriority w:val="99"/>
     <w:pPr>
       <w:pBdr/>
@@ -18601,9 +18674,9 @@
       </w:tcPr>
     </w:tblStylePr>
   </w:style>
-  <w:style w:type="table" w:styleId="812">
+  <w:style w:type="table" w:styleId="816">
     <w:name w:val="Grid Table 7 Colorful - Accent 5"/>
-    <w:basedOn w:val="960"/>
+    <w:basedOn w:val="964"/>
     <w:uiPriority w:val="99"/>
     <w:pPr>
       <w:pBdr/>
@@ -18855,9 +18928,9 @@
       </w:tcPr>
     </w:tblStylePr>
   </w:style>
-  <w:style w:type="table" w:styleId="813">
+  <w:style w:type="table" w:styleId="817">
     <w:name w:val="Grid Table 7 Colorful - Accent 6"/>
-    <w:basedOn w:val="960"/>
+    <w:basedOn w:val="964"/>
     <w:uiPriority w:val="99"/>
     <w:pPr>
       <w:pBdr/>
@@ -19109,9 +19182,9 @@
       </w:tcPr>
     </w:tblStylePr>
   </w:style>
-  <w:style w:type="table" w:styleId="814">
+  <w:style w:type="table" w:styleId="818">
     <w:name w:val="List Table 1 Light"/>
-    <w:basedOn w:val="960"/>
+    <w:basedOn w:val="964"/>
     <w:uiPriority w:val="99"/>
     <w:pPr>
       <w:pBdr/>
@@ -19325,9 +19398,9 @@
       </w:tcPr>
     </w:tblStylePr>
   </w:style>
-  <w:style w:type="table" w:styleId="815">
+  <w:style w:type="table" w:styleId="819">
     <w:name w:val="List Table 1 Light - Accent 1"/>
-    <w:basedOn w:val="960"/>
+    <w:basedOn w:val="964"/>
     <w:uiPriority w:val="99"/>
     <w:pPr>
       <w:pBdr/>
@@ -19541,9 +19614,9 @@
       </w:tcPr>
     </w:tblStylePr>
   </w:style>
-  <w:style w:type="table" w:styleId="816">
+  <w:style w:type="table" w:styleId="820">
     <w:name w:val="List Table 1 Light - Accent 2"/>
-    <w:basedOn w:val="960"/>
+    <w:basedOn w:val="964"/>
     <w:uiPriority w:val="99"/>
     <w:pPr>
       <w:pBdr/>
@@ -19757,9 +19830,9 @@
       </w:tcPr>
     </w:tblStylePr>
   </w:style>
-  <w:style w:type="table" w:styleId="817">
+  <w:style w:type="table" w:styleId="821">
     <w:name w:val="List Table 1 Light - Accent 3"/>
-    <w:basedOn w:val="960"/>
+    <w:basedOn w:val="964"/>
     <w:uiPriority w:val="99"/>
     <w:pPr>
       <w:pBdr/>
@@ -19973,9 +20046,9 @@
       </w:tcPr>
     </w:tblStylePr>
   </w:style>
-  <w:style w:type="table" w:styleId="818">
+  <w:style w:type="table" w:styleId="822">
     <w:name w:val="List Table 1 Light - Accent 4"/>
-    <w:basedOn w:val="960"/>
+    <w:basedOn w:val="964"/>
     <w:uiPriority w:val="99"/>
     <w:pPr>
       <w:pBdr/>
@@ -20189,9 +20262,9 @@
       </w:tcPr>
     </w:tblStylePr>
   </w:style>
-  <w:style w:type="table" w:styleId="819">
+  <w:style w:type="table" w:styleId="823">
     <w:name w:val="List Table 1 Light - Accent 5"/>
-    <w:basedOn w:val="960"/>
+    <w:basedOn w:val="964"/>
     <w:uiPriority w:val="99"/>
     <w:pPr>
       <w:pBdr/>
@@ -20405,9 +20478,9 @@
       </w:tcPr>
     </w:tblStylePr>
   </w:style>
-  <w:style w:type="table" w:styleId="820">
+  <w:style w:type="table" w:styleId="824">
     <w:name w:val="List Table 1 Light - Accent 6"/>
-    <w:basedOn w:val="960"/>
+    <w:basedOn w:val="964"/>
     <w:uiPriority w:val="99"/>
     <w:pPr>
       <w:pBdr/>
@@ -20621,9 +20694,9 @@
       </w:tcPr>
     </w:tblStylePr>
   </w:style>
-  <w:style w:type="table" w:styleId="821">
+  <w:style w:type="table" w:styleId="825">
     <w:name w:val="List Table 2"/>
-    <w:basedOn w:val="960"/>
+    <w:basedOn w:val="964"/>
     <w:uiPriority w:val="99"/>
     <w:pPr>
       <w:pBdr/>
@@ -20859,9 +20932,9 @@
       </w:tcPr>
     </w:tblStylePr>
   </w:style>
-  <w:style w:type="table" w:styleId="822">
+  <w:style w:type="table" w:styleId="826">
     <w:name w:val="List Table 2 - Accent 1"/>
-    <w:basedOn w:val="960"/>
+    <w:basedOn w:val="964"/>
     <w:uiPriority w:val="99"/>
     <w:pPr>
       <w:pBdr/>
@@ -21097,9 +21170,9 @@
       </w:tcPr>
     </w:tblStylePr>
   </w:style>
-  <w:style w:type="table" w:styleId="823">
+  <w:style w:type="table" w:styleId="827">
     <w:name w:val="List Table 2 - Accent 2"/>
-    <w:basedOn w:val="960"/>
+    <w:basedOn w:val="964"/>
     <w:uiPriority w:val="99"/>
     <w:pPr>
       <w:pBdr/>
@@ -21335,9 +21408,9 @@
       </w:tcPr>
     </w:tblStylePr>
   </w:style>
-  <w:style w:type="table" w:styleId="824">
+  <w:style w:type="table" w:styleId="828">
     <w:name w:val="List Table 2 - Accent 3"/>
-    <w:basedOn w:val="960"/>
+    <w:basedOn w:val="964"/>
     <w:uiPriority w:val="99"/>
     <w:pPr>
       <w:pBdr/>
@@ -21573,9 +21646,9 @@
       </w:tcPr>
     </w:tblStylePr>
   </w:style>
-  <w:style w:type="table" w:styleId="825">
+  <w:style w:type="table" w:styleId="829">
     <w:name w:val="List Table 2 - Accent 4"/>
-    <w:basedOn w:val="960"/>
+    <w:basedOn w:val="964"/>
     <w:uiPriority w:val="99"/>
     <w:pPr>
       <w:pBdr/>
@@ -21811,9 +21884,9 @@
       </w:tcPr>
     </w:tblStylePr>
   </w:style>
-  <w:style w:type="table" w:styleId="826">
+  <w:style w:type="table" w:styleId="830">
     <w:name w:val="List Table 2 - Accent 5"/>
-    <w:basedOn w:val="960"/>
+    <w:basedOn w:val="964"/>
     <w:uiPriority w:val="99"/>
     <w:pPr>
       <w:pBdr/>
@@ -22049,9 +22122,9 @@
       </w:tcPr>
     </w:tblStylePr>
   </w:style>
-  <w:style w:type="table" w:styleId="827">
+  <w:style w:type="table" w:styleId="831">
     <w:name w:val="List Table 2 - Accent 6"/>
-    <w:basedOn w:val="960"/>
+    <w:basedOn w:val="964"/>
     <w:uiPriority w:val="99"/>
     <w:pPr>
       <w:pBdr/>
@@ -22287,9 +22360,9 @@
       </w:tcPr>
     </w:tblStylePr>
   </w:style>
-  <w:style w:type="table" w:styleId="828">
+  <w:style w:type="table" w:styleId="832">
     <w:name w:val="List Table 3"/>
-    <w:basedOn w:val="960"/>
+    <w:basedOn w:val="964"/>
     <w:uiPriority w:val="99"/>
     <w:pPr>
       <w:pBdr/>
@@ -22515,9 +22588,9 @@
       </w:tcPr>
     </w:tblStylePr>
   </w:style>
-  <w:style w:type="table" w:styleId="829">
+  <w:style w:type="table" w:styleId="833">
     <w:name w:val="List Table 3 - Accent 1"/>
-    <w:basedOn w:val="960"/>
+    <w:basedOn w:val="964"/>
     <w:uiPriority w:val="99"/>
     <w:pPr>
       <w:pBdr/>
@@ -22743,9 +22816,9 @@
       </w:tcPr>
     </w:tblStylePr>
   </w:style>
-  <w:style w:type="table" w:styleId="830">
+  <w:style w:type="table" w:styleId="834">
     <w:name w:val="List Table 3 - Accent 2"/>
-    <w:basedOn w:val="960"/>
+    <w:basedOn w:val="964"/>
     <w:uiPriority w:val="99"/>
     <w:pPr>
       <w:pBdr/>
@@ -22971,9 +23044,9 @@
       </w:tcPr>
     </w:tblStylePr>
   </w:style>
-  <w:style w:type="table" w:styleId="831">
+  <w:style w:type="table" w:styleId="835">
     <w:name w:val="List Table 3 - Accent 3"/>
-    <w:basedOn w:val="960"/>
+    <w:basedOn w:val="964"/>
     <w:uiPriority w:val="99"/>
     <w:pPr>
       <w:pBdr/>
@@ -23199,9 +23272,9 @@
       </w:tcPr>
     </w:tblStylePr>
   </w:style>
-  <w:style w:type="table" w:styleId="832">
+  <w:style w:type="table" w:styleId="836">
     <w:name w:val="List Table 3 - Accent 4"/>
-    <w:basedOn w:val="960"/>
+    <w:basedOn w:val="964"/>
     <w:uiPriority w:val="99"/>
     <w:pPr>
       <w:pBdr/>
@@ -23427,9 +23500,9 @@
       </w:tcPr>
     </w:tblStylePr>
   </w:style>
-  <w:style w:type="table" w:styleId="833">
+  <w:style w:type="table" w:styleId="837">
     <w:name w:val="List Table 3 - Accent 5"/>
-    <w:basedOn w:val="960"/>
+    <w:basedOn w:val="964"/>
     <w:uiPriority w:val="99"/>
     <w:pPr>
       <w:pBdr/>
@@ -23655,9 +23728,9 @@
       </w:tcPr>
     </w:tblStylePr>
   </w:style>
-  <w:style w:type="table" w:styleId="834">
+  <w:style w:type="table" w:styleId="838">
     <w:name w:val="List Table 3 - Accent 6"/>
-    <w:basedOn w:val="960"/>
+    <w:basedOn w:val="964"/>
     <w:uiPriority w:val="99"/>
     <w:pPr>
       <w:pBdr/>
@@ -23883,9 +23956,9 @@
       </w:tcPr>
     </w:tblStylePr>
   </w:style>
-  <w:style w:type="table" w:styleId="835">
+  <w:style w:type="table" w:styleId="839">
     <w:name w:val="List Table 4"/>
-    <w:basedOn w:val="960"/>
+    <w:basedOn w:val="964"/>
     <w:uiPriority w:val="99"/>
     <w:pPr>
       <w:pBdr/>
@@ -24108,9 +24181,9 @@
       </w:tcPr>
     </w:tblStylePr>
   </w:style>
-  <w:style w:type="table" w:styleId="836">
+  <w:style w:type="table" w:styleId="840">
     <w:name w:val="List Table 4 - Accent 1"/>
-    <w:basedOn w:val="960"/>
+    <w:basedOn w:val="964"/>
     <w:uiPriority w:val="99"/>
     <w:pPr>
       <w:pBdr/>
@@ -24333,9 +24406,9 @@
       </w:tcPr>
     </w:tblStylePr>
   </w:style>
-  <w:style w:type="table" w:styleId="837">
+  <w:style w:type="table" w:styleId="841">
     <w:name w:val="List Table 4 - Accent 2"/>
-    <w:basedOn w:val="960"/>
+    <w:basedOn w:val="964"/>
     <w:uiPriority w:val="99"/>
     <w:pPr>
       <w:pBdr/>
@@ -24558,9 +24631,9 @@
       </w:tcPr>
     </w:tblStylePr>
   </w:style>
-  <w:style w:type="table" w:styleId="838">
+  <w:style w:type="table" w:styleId="842">
     <w:name w:val="List Table 4 - Accent 3"/>
-    <w:basedOn w:val="960"/>
+    <w:basedOn w:val="964"/>
     <w:uiPriority w:val="99"/>
     <w:pPr>
       <w:pBdr/>
@@ -24783,9 +24856,9 @@
       </w:tcPr>
     </w:tblStylePr>
   </w:style>
-  <w:style w:type="table" w:styleId="839">
+  <w:style w:type="table" w:styleId="843">
     <w:name w:val="List Table 4 - Accent 4"/>
-    <w:basedOn w:val="960"/>
+    <w:basedOn w:val="964"/>
     <w:uiPriority w:val="99"/>
     <w:pPr>
       <w:pBdr/>
@@ -25008,9 +25081,9 @@
       </w:tcPr>
     </w:tblStylePr>
   </w:style>
-  <w:style w:type="table" w:styleId="840">
+  <w:style w:type="table" w:styleId="844">
     <w:name w:val="List Table 4 - Accent 5"/>
-    <w:basedOn w:val="960"/>
+    <w:basedOn w:val="964"/>
     <w:uiPriority w:val="99"/>
     <w:pPr>
       <w:pBdr/>
@@ -25233,9 +25306,9 @@
       </w:tcPr>
     </w:tblStylePr>
   </w:style>
-  <w:style w:type="table" w:styleId="841">
+  <w:style w:type="table" w:styleId="845">
     <w:name w:val="List Table 4 - Accent 6"/>
-    <w:basedOn w:val="960"/>
+    <w:basedOn w:val="964"/>
     <w:uiPriority w:val="99"/>
     <w:pPr>
       <w:pBdr/>
@@ -25458,9 +25531,9 @@
       </w:tcPr>
     </w:tblStylePr>
   </w:style>
-  <w:style w:type="table" w:styleId="842">
+  <w:style w:type="table" w:styleId="846">
     <w:name w:val="List Table 5 Dark"/>
-    <w:basedOn w:val="960"/>
+    <w:basedOn w:val="964"/>
     <w:uiPriority w:val="99"/>
     <w:pPr>
       <w:pBdr/>
@@ -25700,9 +25773,9 @@
       </w:tcPr>
     </w:tblStylePr>
   </w:style>
-  <w:style w:type="table" w:styleId="843">
+  <w:style w:type="table" w:styleId="847">
     <w:name w:val="List Table 5 Dark - Accent 1"/>
-    <w:basedOn w:val="960"/>
+    <w:basedOn w:val="964"/>
     <w:uiPriority w:val="99"/>
     <w:pPr>
       <w:pBdr/>
@@ -25942,9 +26015,9 @@
       </w:tcPr>
     </w:tblStylePr>
   </w:style>
-  <w:style w:type="table" w:styleId="844">
+  <w:style w:type="table" w:styleId="848">
     <w:name w:val="List Table 5 Dark - Accent 2"/>
-    <w:basedOn w:val="960"/>
+    <w:basedOn w:val="964"/>
     <w:uiPriority w:val="99"/>
     <w:pPr>
       <w:pBdr/>
@@ -26184,9 +26257,9 @@
       </w:tcPr>
     </w:tblStylePr>
   </w:style>
-  <w:style w:type="table" w:styleId="845">
+  <w:style w:type="table" w:styleId="849">
     <w:name w:val="List Table 5 Dark - Accent 3"/>
-    <w:basedOn w:val="960"/>
+    <w:basedOn w:val="964"/>
     <w:uiPriority w:val="99"/>
     <w:pPr>
       <w:pBdr/>
@@ -26426,9 +26499,9 @@
       </w:tcPr>
     </w:tblStylePr>
   </w:style>
-  <w:style w:type="table" w:styleId="846">
+  <w:style w:type="table" w:styleId="850">
     <w:name w:val="List Table 5 Dark - Accent 4"/>
-    <w:basedOn w:val="960"/>
+    <w:basedOn w:val="964"/>
     <w:uiPriority w:val="99"/>
     <w:pPr>
       <w:pBdr/>
@@ -26668,9 +26741,9 @@
       </w:tcPr>
     </w:tblStylePr>
   </w:style>
-  <w:style w:type="table" w:styleId="847">
+  <w:style w:type="table" w:styleId="851">
     <w:name w:val="List Table 5 Dark - Accent 5"/>
-    <w:basedOn w:val="960"/>
+    <w:basedOn w:val="964"/>
     <w:uiPriority w:val="99"/>
     <w:pPr>
       <w:pBdr/>
@@ -26910,9 +26983,9 @@
       </w:tcPr>
     </w:tblStylePr>
   </w:style>
-  <w:style w:type="table" w:styleId="848">
+  <w:style w:type="table" w:styleId="852">
     <w:name w:val="List Table 5 Dark - Accent 6"/>
-    <w:basedOn w:val="960"/>
+    <w:basedOn w:val="964"/>
     <w:uiPriority w:val="99"/>
     <w:pPr>
       <w:pBdr/>
@@ -27152,9 +27225,9 @@
       </w:tcPr>
     </w:tblStylePr>
   </w:style>
-  <w:style w:type="table" w:styleId="849">
+  <w:style w:type="table" w:styleId="853">
     <w:name w:val="List Table 6 Colorful"/>
-    <w:basedOn w:val="960"/>
+    <w:basedOn w:val="964"/>
     <w:uiPriority w:val="99"/>
     <w:pPr>
       <w:pBdr/>
@@ -27375,9 +27448,9 @@
       </w:tcPr>
     </w:tblStylePr>
   </w:style>
-  <w:style w:type="table" w:styleId="850">
+  <w:style w:type="table" w:styleId="854">
     <w:name w:val="List Table 6 Colorful - Accent 1"/>
-    <w:basedOn w:val="960"/>
+    <w:basedOn w:val="964"/>
     <w:uiPriority w:val="99"/>
     <w:pPr>
       <w:pBdr/>
@@ -27598,9 +27671,9 @@
       </w:tcPr>
     </w:tblStylePr>
   </w:style>
-  <w:style w:type="table" w:styleId="851">
+  <w:style w:type="table" w:styleId="855">
     <w:name w:val="List Table 6 Colorful - Accent 2"/>
-    <w:basedOn w:val="960"/>
+    <w:basedOn w:val="964"/>
     <w:uiPriority w:val="99"/>
     <w:pPr>
       <w:pBdr/>
@@ -27821,9 +27894,9 @@
       </w:tcPr>
     </w:tblStylePr>
   </w:style>
-  <w:style w:type="table" w:styleId="852">
+  <w:style w:type="table" w:styleId="856">
     <w:name w:val="List Table 6 Colorful - Accent 3"/>
-    <w:basedOn w:val="960"/>
+    <w:basedOn w:val="964"/>
     <w:uiPriority w:val="99"/>
     <w:pPr>
       <w:pBdr/>
@@ -28044,9 +28117,9 @@
       </w:tcPr>
     </w:tblStylePr>
   </w:style>
-  <w:style w:type="table" w:styleId="853">
+  <w:style w:type="table" w:styleId="857">
     <w:name w:val="List Table 6 Colorful - Accent 4"/>
-    <w:basedOn w:val="960"/>
+    <w:basedOn w:val="964"/>
     <w:uiPriority w:val="99"/>
     <w:pPr>
       <w:pBdr/>
@@ -28267,9 +28340,9 @@
       </w:tcPr>
     </w:tblStylePr>
   </w:style>
-  <w:style w:type="table" w:styleId="854">
+  <w:style w:type="table" w:styleId="858">
     <w:name w:val="List Table 6 Colorful - Accent 5"/>
-    <w:basedOn w:val="960"/>
+    <w:basedOn w:val="964"/>
     <w:uiPriority w:val="99"/>
     <w:pPr>
       <w:pBdr/>
@@ -28490,9 +28563,9 @@
       </w:tcPr>
     </w:tblStylePr>
   </w:style>
-  <w:style w:type="table" w:styleId="855">
+  <w:style w:type="table" w:styleId="859">
     <w:name w:val="List Table 6 Colorful - Accent 6"/>
-    <w:basedOn w:val="960"/>
+    <w:basedOn w:val="964"/>
     <w:uiPriority w:val="99"/>
     <w:pPr>
       <w:pBdr/>
@@ -28713,9 +28786,9 @@
       </w:tcPr>
     </w:tblStylePr>
   </w:style>
-  <w:style w:type="table" w:styleId="856">
+  <w:style w:type="table" w:styleId="860">
     <w:name w:val="List Table 7 Colorful"/>
-    <w:basedOn w:val="960"/>
+    <w:basedOn w:val="964"/>
     <w:uiPriority w:val="99"/>
     <w:pPr>
       <w:pBdr/>
@@ -28969,9 +29042,9 @@
       </w:tcPr>
     </w:tblStylePr>
   </w:style>
-  <w:style w:type="table" w:styleId="857">
+  <w:style w:type="table" w:styleId="861">
     <w:name w:val="List Table 7 Colorful - Accent 1"/>
-    <w:basedOn w:val="960"/>
+    <w:basedOn w:val="964"/>
     <w:uiPriority w:val="99"/>
     <w:pPr>
       <w:pBdr/>
@@ -29225,9 +29298,9 @@
       </w:tcPr>
     </w:tblStylePr>
   </w:style>
-  <w:style w:type="table" w:styleId="858">
+  <w:style w:type="table" w:styleId="862">
     <w:name w:val="List Table 7 Colorful - Accent 2"/>
-    <w:basedOn w:val="960"/>
+    <w:basedOn w:val="964"/>
     <w:uiPriority w:val="99"/>
     <w:pPr>
       <w:pBdr/>
@@ -29481,9 +29554,9 @@
       </w:tcPr>
     </w:tblStylePr>
   </w:style>
-  <w:style w:type="table" w:styleId="859">
+  <w:style w:type="table" w:styleId="863">
     <w:name w:val="List Table 7 Colorful - Accent 3"/>
-    <w:basedOn w:val="960"/>
+    <w:basedOn w:val="964"/>
     <w:uiPriority w:val="99"/>
     <w:pPr>
       <w:pBdr/>
@@ -29737,9 +29810,9 @@
       </w:tcPr>
     </w:tblStylePr>
   </w:style>
-  <w:style w:type="table" w:styleId="860">
+  <w:style w:type="table" w:styleId="864">
     <w:name w:val="List Table 7 Colorful - Accent 4"/>
-    <w:basedOn w:val="960"/>
+    <w:basedOn w:val="964"/>
     <w:uiPriority w:val="99"/>
     <w:pPr>
       <w:pBdr/>
@@ -29993,9 +30066,9 @@
       </w:tcPr>
     </w:tblStylePr>
   </w:style>
-  <w:style w:type="table" w:styleId="861">
+  <w:style w:type="table" w:styleId="865">
     <w:name w:val="List Table 7 Colorful - Accent 5"/>
-    <w:basedOn w:val="960"/>
+    <w:basedOn w:val="964"/>
     <w:uiPriority w:val="99"/>
     <w:pPr>
       <w:pBdr/>
@@ -30249,9 +30322,9 @@
       </w:tcPr>
     </w:tblStylePr>
   </w:style>
-  <w:style w:type="table" w:styleId="862">
+  <w:style w:type="table" w:styleId="866">
     <w:name w:val="List Table 7 Colorful - Accent 6"/>
-    <w:basedOn w:val="960"/>
+    <w:basedOn w:val="964"/>
     <w:uiPriority w:val="99"/>
     <w:pPr>
       <w:pBdr/>
@@ -30505,9 +30578,9 @@
       </w:tcPr>
     </w:tblStylePr>
   </w:style>
-  <w:style w:type="table" w:styleId="863">
+  <w:style w:type="table" w:styleId="867">
     <w:name w:val="Lined - Accent"/>
-    <w:basedOn w:val="960"/>
+    <w:basedOn w:val="964"/>
     <w:uiPriority w:val="99"/>
     <w:pPr>
       <w:pBdr/>
@@ -30742,9 +30815,9 @@
       </w:tcPr>
     </w:tblStylePr>
   </w:style>
-  <w:style w:type="table" w:styleId="864">
+  <w:style w:type="table" w:styleId="868">
     <w:name w:val="Lined - Accent 1"/>
-    <w:basedOn w:val="960"/>
+    <w:basedOn w:val="964"/>
     <w:uiPriority w:val="99"/>
     <w:pPr>
       <w:pBdr/>
@@ -30979,9 +31052,9 @@
       </w:tcPr>
     </w:tblStylePr>
   </w:style>
-  <w:style w:type="table" w:styleId="865">
+  <w:style w:type="table" w:styleId="869">
     <w:name w:val="Lined - Accent 2"/>
-    <w:basedOn w:val="960"/>
+    <w:basedOn w:val="964"/>
     <w:uiPriority w:val="99"/>
     <w:pPr>
       <w:pBdr/>
@@ -31216,9 +31289,9 @@
       </w:tcPr>
     </w:tblStylePr>
   </w:style>
-  <w:style w:type="table" w:styleId="866">
+  <w:style w:type="table" w:styleId="870">
     <w:name w:val="Lined - Accent 3"/>
-    <w:basedOn w:val="960"/>
+    <w:basedOn w:val="964"/>
     <w:uiPriority w:val="99"/>
     <w:pPr>
       <w:pBdr/>
@@ -31453,9 +31526,9 @@
       </w:tcPr>
     </w:tblStylePr>
   </w:style>
-  <w:style w:type="table" w:styleId="867">
+  <w:style w:type="table" w:styleId="871">
     <w:name w:val="Lined - Accent 4"/>
-    <w:basedOn w:val="960"/>
+    <w:basedOn w:val="964"/>
     <w:uiPriority w:val="99"/>
     <w:pPr>
       <w:pBdr/>
@@ -31690,9 +31763,9 @@
       </w:tcPr>
     </w:tblStylePr>
   </w:style>
-  <w:style w:type="table" w:styleId="868">
+  <w:style w:type="table" w:styleId="872">
     <w:name w:val="Lined - Accent 5"/>
-    <w:basedOn w:val="960"/>
+    <w:basedOn w:val="964"/>
     <w:uiPriority w:val="99"/>
     <w:pPr>
       <w:pBdr/>
@@ -31927,9 +32000,9 @@
       </w:tcPr>
     </w:tblStylePr>
   </w:style>
-  <w:style w:type="table" w:styleId="869">
+  <w:style w:type="table" w:styleId="873">
     <w:name w:val="Lined - Accent 6"/>
-    <w:basedOn w:val="960"/>
+    <w:basedOn w:val="964"/>
     <w:uiPriority w:val="99"/>
     <w:pPr>
       <w:pBdr/>
@@ -32164,9 +32237,9 @@
       </w:tcPr>
     </w:tblStylePr>
   </w:style>
-  <w:style w:type="table" w:styleId="870">
+  <w:style w:type="table" w:styleId="874">
     <w:name w:val="Bordered &amp; Lined - Accent"/>
-    <w:basedOn w:val="960"/>
+    <w:basedOn w:val="964"/>
     <w:uiPriority w:val="99"/>
     <w:pPr>
       <w:pBdr/>
@@ -32408,9 +32481,9 @@
       </w:tcPr>
     </w:tblStylePr>
   </w:style>
-  <w:style w:type="table" w:styleId="871">
+  <w:style w:type="table" w:styleId="875">
     <w:name w:val="Bordered &amp; Lined - Accent 1"/>
-    <w:basedOn w:val="960"/>
+    <w:basedOn w:val="964"/>
     <w:uiPriority w:val="99"/>
     <w:pPr>
       <w:pBdr/>
@@ -32652,9 +32725,9 @@
       </w:tcPr>
     </w:tblStylePr>
   </w:style>
-  <w:style w:type="table" w:styleId="872">
+  <w:style w:type="table" w:styleId="876">
     <w:name w:val="Bordered &amp; Lined - Accent 2"/>
-    <w:basedOn w:val="960"/>
+    <w:basedOn w:val="964"/>
     <w:uiPriority w:val="99"/>
     <w:pPr>
       <w:pBdr/>
@@ -32896,9 +32969,9 @@
       </w:tcPr>
     </w:tblStylePr>
   </w:style>
-  <w:style w:type="table" w:styleId="873">
+  <w:style w:type="table" w:styleId="877">
     <w:name w:val="Bordered &amp; Lined - Accent 3"/>
-    <w:basedOn w:val="960"/>
+    <w:basedOn w:val="964"/>
     <w:uiPriority w:val="99"/>
     <w:pPr>
       <w:pBdr/>
@@ -33140,9 +33213,9 @@
       </w:tcPr>
     </w:tblStylePr>
   </w:style>
-  <w:style w:type="table" w:styleId="874">
+  <w:style w:type="table" w:styleId="878">
     <w:name w:val="Bordered &amp; Lined - Accent 4"/>
-    <w:basedOn w:val="960"/>
+    <w:basedOn w:val="964"/>
     <w:uiPriority w:val="99"/>
     <w:pPr>
       <w:pBdr/>
@@ -33384,9 +33457,9 @@
       </w:tcPr>
     </w:tblStylePr>
   </w:style>
-  <w:style w:type="table" w:styleId="875">
+  <w:style w:type="table" w:styleId="879">
     <w:name w:val="Bordered &amp; Lined - Accent 5"/>
-    <w:basedOn w:val="960"/>
+    <w:basedOn w:val="964"/>
     <w:uiPriority w:val="99"/>
     <w:pPr>
       <w:pBdr/>
@@ -33628,9 +33701,9 @@
       </w:tcPr>
     </w:tblStylePr>
   </w:style>
-  <w:style w:type="table" w:styleId="876">
+  <w:style w:type="table" w:styleId="880">
     <w:name w:val="Bordered &amp; Lined - Accent 6"/>
-    <w:basedOn w:val="960"/>
+    <w:basedOn w:val="964"/>
     <w:uiPriority w:val="99"/>
     <w:pPr>
       <w:pBdr/>
@@ -33872,9 +33945,9 @@
       </w:tcPr>
     </w:tblStylePr>
   </w:style>
-  <w:style w:type="table" w:styleId="877">
+  <w:style w:type="table" w:styleId="881">
     <w:name w:val="Bordered"/>
-    <w:basedOn w:val="960"/>
+    <w:basedOn w:val="964"/>
     <w:uiPriority w:val="99"/>
     <w:pPr>
       <w:pBdr/>
@@ -34103,9 +34176,9 @@
       </w:tcPr>
     </w:tblStylePr>
   </w:style>
-  <w:style w:type="table" w:styleId="878">
+  <w:style w:type="table" w:styleId="882">
     <w:name w:val="Bordered - Accent 1"/>
-    <w:basedOn w:val="960"/>
+    <w:basedOn w:val="964"/>
     <w:uiPriority w:val="99"/>
     <w:pPr>
       <w:pBdr/>
@@ -34334,9 +34407,9 @@
       </w:tcPr>
     </w:tblStylePr>
   </w:style>
-  <w:style w:type="table" w:styleId="879">
+  <w:style w:type="table" w:styleId="883">
     <w:name w:val="Bordered - Accent 2"/>
-    <w:basedOn w:val="960"/>
+    <w:basedOn w:val="964"/>
     <w:uiPriority w:val="99"/>
     <w:pPr>
       <w:pBdr/>
@@ -34565,9 +34638,9 @@
       </w:tcPr>
     </w:tblStylePr>
   </w:style>
-  <w:style w:type="table" w:styleId="880">
+  <w:style w:type="table" w:styleId="884">
     <w:name w:val="Bordered - Accent 3"/>
-    <w:basedOn w:val="960"/>
+    <w:basedOn w:val="964"/>
     <w:uiPriority w:val="99"/>
     <w:pPr>
       <w:pBdr/>
@@ -34796,9 +34869,9 @@
       </w:tcPr>
     </w:tblStylePr>
   </w:style>
-  <w:style w:type="table" w:styleId="881">
+  <w:style w:type="table" w:styleId="885">
     <w:name w:val="Bordered - Accent 4"/>
-    <w:basedOn w:val="960"/>
+    <w:basedOn w:val="964"/>
     <w:uiPriority w:val="99"/>
     <w:pPr>
       <w:pBdr/>
@@ -35027,9 +35100,9 @@
       </w:tcPr>
     </w:tblStylePr>
   </w:style>
-  <w:style w:type="table" w:styleId="882">
+  <w:style w:type="table" w:styleId="886">
     <w:name w:val="Bordered - Accent 5"/>
-    <w:basedOn w:val="960"/>
+    <w:basedOn w:val="964"/>
     <w:uiPriority w:val="99"/>
     <w:pPr>
       <w:pBdr/>
@@ -35258,9 +35331,9 @@
       </w:tcPr>
     </w:tblStylePr>
   </w:style>
-  <w:style w:type="table" w:styleId="883">
+  <w:style w:type="table" w:styleId="887">
     <w:name w:val="Bordered - Accent 6"/>
-    <w:basedOn w:val="960"/>
+    <w:basedOn w:val="964"/>
     <w:uiPriority w:val="99"/>
     <w:pPr>
       <w:pBdr/>
@@ -35489,11 +35562,11 @@
       </w:tcPr>
     </w:tblStylePr>
   </w:style>
-  <w:style w:type="paragraph" w:styleId="884">
+  <w:style w:type="paragraph" w:styleId="888">
     <w:name w:val="Heading 4"/>
-    <w:basedOn w:val="936"/>
-    <w:next w:val="936"/>
-    <w:link w:val="893"/>
+    <w:basedOn w:val="940"/>
+    <w:next w:val="940"/>
+    <w:link w:val="897"/>
     <w:uiPriority w:val="9"/>
     <w:unhideWhenUsed/>
     <w:qFormat/>
@@ -35512,11 +35585,11 @@
       <w:color w:val="0f4761" w:themeColor="accent1" w:themeShade="BF"/>
     </w:rPr>
   </w:style>
-  <w:style w:type="paragraph" w:styleId="885">
+  <w:style w:type="paragraph" w:styleId="889">
     <w:name w:val="Heading 5"/>
-    <w:basedOn w:val="936"/>
-    <w:next w:val="936"/>
-    <w:link w:val="894"/>
+    <w:basedOn w:val="940"/>
+    <w:next w:val="940"/>
+    <w:link w:val="898"/>
     <w:uiPriority w:val="9"/>
     <w:unhideWhenUsed/>
     <w:qFormat/>
@@ -35533,11 +35606,11 @@
       <w:color w:val="0f4761" w:themeColor="accent1" w:themeShade="BF"/>
     </w:rPr>
   </w:style>
-  <w:style w:type="paragraph" w:styleId="886">
+  <w:style w:type="paragraph" w:styleId="890">
     <w:name w:val="Heading 6"/>
-    <w:basedOn w:val="936"/>
-    <w:next w:val="936"/>
-    <w:link w:val="895"/>
+    <w:basedOn w:val="940"/>
+    <w:next w:val="940"/>
+    <w:link w:val="899"/>
     <w:uiPriority w:val="9"/>
     <w:unhideWhenUsed/>
     <w:qFormat/>
@@ -35556,11 +35629,11 @@
       <w:color w:val="595959" w:themeColor="text1" w:themeTint="A6"/>
     </w:rPr>
   </w:style>
-  <w:style w:type="paragraph" w:styleId="887">
+  <w:style w:type="paragraph" w:styleId="891">
     <w:name w:val="Heading 7"/>
-    <w:basedOn w:val="936"/>
-    <w:next w:val="936"/>
-    <w:link w:val="896"/>
+    <w:basedOn w:val="940"/>
+    <w:next w:val="940"/>
+    <w:link w:val="900"/>
     <w:uiPriority w:val="9"/>
     <w:unhideWhenUsed/>
     <w:qFormat/>
@@ -35577,11 +35650,11 @@
       <w:color w:val="595959" w:themeColor="text1" w:themeTint="A6"/>
     </w:rPr>
   </w:style>
-  <w:style w:type="paragraph" w:styleId="888">
+  <w:style w:type="paragraph" w:styleId="892">
     <w:name w:val="Heading 8"/>
-    <w:basedOn w:val="936"/>
-    <w:next w:val="936"/>
-    <w:link w:val="897"/>
+    <w:basedOn w:val="940"/>
+    <w:next w:val="940"/>
+    <w:link w:val="901"/>
     <w:uiPriority w:val="9"/>
     <w:unhideWhenUsed/>
     <w:qFormat/>
@@ -35600,11 +35673,11 @@
       <w:color w:val="272727" w:themeColor="text1" w:themeTint="D8"/>
     </w:rPr>
   </w:style>
-  <w:style w:type="paragraph" w:styleId="889">
+  <w:style w:type="paragraph" w:styleId="893">
     <w:name w:val="Heading 9"/>
-    <w:basedOn w:val="936"/>
-    <w:next w:val="936"/>
-    <w:link w:val="898"/>
+    <w:basedOn w:val="940"/>
+    <w:next w:val="940"/>
+    <w:link w:val="902"/>
     <w:uiPriority w:val="9"/>
     <w:unhideWhenUsed/>
     <w:qFormat/>
@@ -35623,10 +35696,10 @@
       <w:color w:val="272727" w:themeColor="text1" w:themeTint="D8"/>
     </w:rPr>
   </w:style>
-  <w:style w:type="character" w:styleId="890">
+  <w:style w:type="character" w:styleId="894">
     <w:name w:val="Heading 1 Char"/>
-    <w:basedOn w:val="940"/>
-    <w:link w:val="937"/>
+    <w:basedOn w:val="944"/>
+    <w:link w:val="941"/>
     <w:uiPriority w:val="9"/>
     <w:pPr>
       <w:pBdr/>
@@ -35640,10 +35713,10 @@
       <w:szCs w:val="40"/>
     </w:rPr>
   </w:style>
-  <w:style w:type="character" w:styleId="891">
+  <w:style w:type="character" w:styleId="895">
     <w:name w:val="Heading 2 Char"/>
-    <w:basedOn w:val="940"/>
-    <w:link w:val="938"/>
+    <w:basedOn w:val="944"/>
+    <w:link w:val="942"/>
     <w:uiPriority w:val="9"/>
     <w:pPr>
       <w:pBdr/>
@@ -35657,10 +35730,10 @@
       <w:szCs w:val="32"/>
     </w:rPr>
   </w:style>
-  <w:style w:type="character" w:styleId="892">
+  <w:style w:type="character" w:styleId="896">
     <w:name w:val="Heading 3 Char"/>
-    <w:basedOn w:val="940"/>
-    <w:link w:val="939"/>
+    <w:basedOn w:val="944"/>
+    <w:link w:val="943"/>
     <w:uiPriority w:val="9"/>
     <w:pPr>
       <w:pBdr/>
@@ -35674,10 +35747,10 @@
       <w:szCs w:val="28"/>
     </w:rPr>
   </w:style>
-  <w:style w:type="character" w:styleId="893">
+  <w:style w:type="character" w:styleId="897">
     <w:name w:val="Heading 4 Char"/>
-    <w:basedOn w:val="940"/>
-    <w:link w:val="884"/>
+    <w:basedOn w:val="944"/>
+    <w:link w:val="888"/>
     <w:uiPriority w:val="9"/>
     <w:pPr>
       <w:pBdr/>
@@ -35691,10 +35764,10 @@
       <w:color w:val="0f4761" w:themeColor="accent1" w:themeShade="BF"/>
     </w:rPr>
   </w:style>
-  <w:style w:type="character" w:styleId="894">
+  <w:style w:type="character" w:styleId="898">
     <w:name w:val="Heading 5 Char"/>
-    <w:basedOn w:val="940"/>
-    <w:link w:val="885"/>
+    <w:basedOn w:val="944"/>
+    <w:link w:val="889"/>
     <w:uiPriority w:val="9"/>
     <w:pPr>
       <w:pBdr/>
@@ -35706,10 +35779,10 @@
       <w:color w:val="0f4761" w:themeColor="accent1" w:themeShade="BF"/>
     </w:rPr>
   </w:style>
-  <w:style w:type="character" w:styleId="895">
+  <w:style w:type="character" w:styleId="899">
     <w:name w:val="Heading 6 Char"/>
-    <w:basedOn w:val="940"/>
-    <w:link w:val="886"/>
+    <w:basedOn w:val="944"/>
+    <w:link w:val="890"/>
     <w:uiPriority w:val="9"/>
     <w:pPr>
       <w:pBdr/>
@@ -35723,10 +35796,10 @@
       <w:color w:val="595959" w:themeColor="text1" w:themeTint="A6"/>
     </w:rPr>
   </w:style>
-  <w:style w:type="character" w:styleId="896">
+  <w:style w:type="character" w:styleId="900">
     <w:name w:val="Heading 7 Char"/>
-    <w:basedOn w:val="940"/>
-    <w:link w:val="887"/>
+    <w:basedOn w:val="944"/>
+    <w:link w:val="891"/>
     <w:uiPriority w:val="9"/>
     <w:pPr>
       <w:pBdr/>
@@ -35738,10 +35811,10 @@
       <w:color w:val="595959" w:themeColor="text1" w:themeTint="A6"/>
     </w:rPr>
   </w:style>
-  <w:style w:type="character" w:styleId="897">
+  <w:style w:type="character" w:styleId="901">
     <w:name w:val="Heading 8 Char"/>
-    <w:basedOn w:val="940"/>
-    <w:link w:val="888"/>
+    <w:basedOn w:val="944"/>
+    <w:link w:val="892"/>
     <w:uiPriority w:val="9"/>
     <w:pPr>
       <w:pBdr/>
@@ -35755,10 +35828,10 @@
       <w:color w:val="272727" w:themeColor="text1" w:themeTint="D8"/>
     </w:rPr>
   </w:style>
-  <w:style w:type="character" w:styleId="898">
+  <w:style w:type="character" w:styleId="902">
     <w:name w:val="Heading 9 Char"/>
-    <w:basedOn w:val="940"/>
-    <w:link w:val="889"/>
+    <w:basedOn w:val="944"/>
+    <w:link w:val="893"/>
     <w:uiPriority w:val="9"/>
     <w:pPr>
       <w:pBdr/>
@@ -35772,11 +35845,11 @@
       <w:color w:val="272727" w:themeColor="text1" w:themeTint="D8"/>
     </w:rPr>
   </w:style>
-  <w:style w:type="paragraph" w:styleId="899">
+  <w:style w:type="paragraph" w:styleId="903">
     <w:name w:val="Title"/>
-    <w:basedOn w:val="936"/>
-    <w:next w:val="936"/>
-    <w:link w:val="900"/>
+    <w:basedOn w:val="940"/>
+    <w:next w:val="940"/>
+    <w:link w:val="904"/>
     <w:uiPriority w:val="10"/>
     <w:qFormat/>
     <w:pPr>
@@ -35792,10 +35865,10 @@
       <w:szCs w:val="56"/>
     </w:rPr>
   </w:style>
-  <w:style w:type="character" w:styleId="900">
+  <w:style w:type="character" w:styleId="904">
     <w:name w:val="Title Char"/>
-    <w:basedOn w:val="940"/>
-    <w:link w:val="899"/>
+    <w:basedOn w:val="944"/>
+    <w:link w:val="903"/>
     <w:uiPriority w:val="10"/>
     <w:pPr>
       <w:pBdr/>
@@ -35809,11 +35882,11 @@
       <w:szCs w:val="56"/>
     </w:rPr>
   </w:style>
-  <w:style w:type="paragraph" w:styleId="901">
+  <w:style w:type="paragraph" w:styleId="905">
     <w:name w:val="Subtitle"/>
-    <w:basedOn w:val="936"/>
-    <w:next w:val="936"/>
-    <w:link w:val="902"/>
+    <w:basedOn w:val="940"/>
+    <w:next w:val="940"/>
+    <w:link w:val="906"/>
     <w:uiPriority w:val="11"/>
     <w:qFormat/>
     <w:pPr>
@@ -35831,10 +35904,10 @@
       <w:szCs w:val="28"/>
     </w:rPr>
   </w:style>
-  <w:style w:type="character" w:styleId="902">
+  <w:style w:type="character" w:styleId="906">
     <w:name w:val="Subtitle Char"/>
-    <w:basedOn w:val="940"/>
-    <w:link w:val="901"/>
+    <w:basedOn w:val="944"/>
+    <w:link w:val="905"/>
     <w:uiPriority w:val="11"/>
     <w:pPr>
       <w:pBdr/>
@@ -35848,11 +35921,11 @@
       <w:szCs w:val="28"/>
     </w:rPr>
   </w:style>
-  <w:style w:type="paragraph" w:styleId="903">
+  <w:style w:type="paragraph" w:styleId="907">
     <w:name w:val="Quote"/>
-    <w:basedOn w:val="936"/>
-    <w:next w:val="936"/>
-    <w:link w:val="904"/>
+    <w:basedOn w:val="940"/>
+    <w:next w:val="940"/>
+    <w:link w:val="908"/>
     <w:uiPriority w:val="29"/>
     <w:qFormat/>
     <w:pPr>
@@ -35867,10 +35940,10 @@
       <w:color w:val="404040" w:themeColor="text1" w:themeTint="BF"/>
     </w:rPr>
   </w:style>
-  <w:style w:type="character" w:styleId="904">
+  <w:style w:type="character" w:styleId="908">
     <w:name w:val="Quote Char"/>
-    <w:basedOn w:val="940"/>
-    <w:link w:val="903"/>
+    <w:basedOn w:val="944"/>
+    <w:link w:val="907"/>
     <w:uiPriority w:val="29"/>
     <w:pPr>
       <w:pBdr/>
@@ -35883,9 +35956,9 @@
       <w:color w:val="404040" w:themeColor="text1" w:themeTint="BF"/>
     </w:rPr>
   </w:style>
-  <w:style w:type="paragraph" w:styleId="905">
+  <w:style w:type="paragraph" w:styleId="909">
     <w:name w:val="List Paragraph"/>
-    <w:basedOn w:val="936"/>
+    <w:basedOn w:val="940"/>
     <w:uiPriority w:val="34"/>
     <w:qFormat/>
     <w:pPr>
@@ -35895,9 +35968,9 @@
       <w:contextualSpacing w:val="true"/>
     </w:pPr>
   </w:style>
-  <w:style w:type="character" w:styleId="906">
+  <w:style w:type="character" w:styleId="910">
     <w:name w:val="Intense Emphasis"/>
-    <w:basedOn w:val="940"/>
+    <w:basedOn w:val="944"/>
     <w:uiPriority w:val="21"/>
     <w:qFormat/>
     <w:pPr>
@@ -35911,11 +35984,11 @@
       <w:color w:val="0f4761" w:themeColor="accent1" w:themeShade="BF"/>
     </w:rPr>
   </w:style>
-  <w:style w:type="paragraph" w:styleId="907">
+  <w:style w:type="paragraph" w:styleId="911">
     <w:name w:val="Intense Quote"/>
-    <w:basedOn w:val="936"/>
-    <w:next w:val="936"/>
-    <w:link w:val="908"/>
+    <w:basedOn w:val="940"/>
+    <w:next w:val="940"/>
+    <w:link w:val="912"/>
     <w:uiPriority w:val="30"/>
     <w:qFormat/>
     <w:pPr>
@@ -35933,10 +36006,10 @@
       <w:color w:val="0f4761" w:themeColor="accent1" w:themeShade="BF"/>
     </w:rPr>
   </w:style>
-  <w:style w:type="character" w:styleId="908">
+  <w:style w:type="character" w:styleId="912">
     <w:name w:val="Intense Quote Char"/>
-    <w:basedOn w:val="940"/>
-    <w:link w:val="907"/>
+    <w:basedOn w:val="944"/>
+    <w:link w:val="911"/>
     <w:uiPriority w:val="30"/>
     <w:pPr>
       <w:pBdr/>
@@ -35949,9 +36022,9 @@
       <w:color w:val="0f4761" w:themeColor="accent1" w:themeShade="BF"/>
     </w:rPr>
   </w:style>
-  <w:style w:type="character" w:styleId="909">
+  <w:style w:type="character" w:styleId="913">
     <w:name w:val="Intense Reference"/>
-    <w:basedOn w:val="940"/>
+    <w:basedOn w:val="944"/>
     <w:uiPriority w:val="32"/>
     <w:qFormat/>
     <w:pPr>
@@ -35967,9 +36040,9 @@
       <w:spacing w:val="5"/>
     </w:rPr>
   </w:style>
-  <w:style w:type="paragraph" w:styleId="910">
+  <w:style w:type="paragraph" w:styleId="914">
     <w:name w:val="No Spacing"/>
-    <w:basedOn w:val="936"/>
+    <w:basedOn w:val="940"/>
     <w:uiPriority w:val="1"/>
     <w:qFormat/>
     <w:pPr>
@@ -35978,9 +36051,9 @@
       <w:ind/>
     </w:pPr>
   </w:style>
-  <w:style w:type="character" w:styleId="911">
+  <w:style w:type="character" w:styleId="915">
     <w:name w:val="Subtle Emphasis"/>
-    <w:basedOn w:val="940"/>
+    <w:basedOn w:val="944"/>
     <w:uiPriority w:val="19"/>
     <w:qFormat/>
     <w:pPr>
@@ -35994,9 +36067,9 @@
       <w:color w:val="404040" w:themeColor="text1" w:themeTint="BF"/>
     </w:rPr>
   </w:style>
-  <w:style w:type="character" w:styleId="912">
+  <w:style w:type="character" w:styleId="916">
     <w:name w:val="Emphasis"/>
-    <w:basedOn w:val="940"/>
+    <w:basedOn w:val="944"/>
     <w:uiPriority w:val="20"/>
     <w:qFormat/>
     <w:pPr>
@@ -36009,9 +36082,9 @@
       <w:iCs/>
     </w:rPr>
   </w:style>
-  <w:style w:type="character" w:styleId="913">
+  <w:style w:type="character" w:styleId="917">
     <w:name w:val="Strong"/>
-    <w:basedOn w:val="940"/>
+    <w:basedOn w:val="944"/>
     <w:uiPriority w:val="22"/>
     <w:qFormat/>
     <w:pPr>
@@ -36024,9 +36097,9 @@
       <w:bCs/>
     </w:rPr>
   </w:style>
-  <w:style w:type="character" w:styleId="914">
+  <w:style w:type="character" w:styleId="918">
     <w:name w:val="Subtle Reference"/>
-    <w:basedOn w:val="940"/>
+    <w:basedOn w:val="944"/>
     <w:uiPriority w:val="31"/>
     <w:qFormat/>
     <w:pPr>
@@ -36039,9 +36112,9 @@
       <w:color w:val="5a5a5a" w:themeColor="text1" w:themeTint="A5"/>
     </w:rPr>
   </w:style>
-  <w:style w:type="character" w:styleId="915">
+  <w:style w:type="character" w:styleId="919">
     <w:name w:val="Book Title"/>
-    <w:basedOn w:val="940"/>
+    <w:basedOn w:val="944"/>
     <w:uiPriority w:val="33"/>
     <w:qFormat/>
     <w:pPr>
@@ -36057,20 +36130,9 @@
       <w:spacing w:val="5"/>
     </w:rPr>
   </w:style>
-  <w:style w:type="character" w:styleId="916">
+  <w:style w:type="character" w:styleId="920">
     <w:name w:val="Header Char"/>
-    <w:basedOn w:val="940"/>
-    <w:link w:val="950"/>
-    <w:uiPriority w:val="99"/>
-    <w:pPr>
-      <w:pBdr/>
-      <w:spacing/>
-      <w:ind/>
-    </w:pPr>
-  </w:style>
-  <w:style w:type="character" w:styleId="917">
-    <w:name w:val="Footer Char"/>
-    <w:basedOn w:val="940"/>
+    <w:basedOn w:val="944"/>
     <w:link w:val="954"/>
     <w:uiPriority w:val="99"/>
     <w:pPr>
@@ -36079,10 +36141,21 @@
       <w:ind/>
     </w:pPr>
   </w:style>
-  <w:style w:type="paragraph" w:styleId="918">
+  <w:style w:type="character" w:styleId="921">
+    <w:name w:val="Footer Char"/>
+    <w:basedOn w:val="944"/>
+    <w:link w:val="958"/>
+    <w:uiPriority w:val="99"/>
+    <w:pPr>
+      <w:pBdr/>
+      <w:spacing/>
+      <w:ind/>
+    </w:pPr>
+  </w:style>
+  <w:style w:type="paragraph" w:styleId="922">
     <w:name w:val="footnote text"/>
-    <w:basedOn w:val="936"/>
-    <w:link w:val="919"/>
+    <w:basedOn w:val="940"/>
+    <w:link w:val="923"/>
     <w:uiPriority w:val="99"/>
     <w:semiHidden/>
     <w:unhideWhenUsed/>
@@ -36096,10 +36169,10 @@
       <w:szCs w:val="20"/>
     </w:rPr>
   </w:style>
-  <w:style w:type="character" w:styleId="919">
+  <w:style w:type="character" w:styleId="923">
     <w:name w:val="Footnote Text Char"/>
-    <w:basedOn w:val="940"/>
-    <w:link w:val="918"/>
+    <w:basedOn w:val="944"/>
+    <w:link w:val="922"/>
     <w:uiPriority w:val="99"/>
     <w:semiHidden/>
     <w:pPr>
@@ -36112,9 +36185,9 @@
       <w:szCs w:val="20"/>
     </w:rPr>
   </w:style>
-  <w:style w:type="character" w:styleId="920">
+  <w:style w:type="character" w:styleId="924">
     <w:name w:val="footnote reference"/>
-    <w:basedOn w:val="940"/>
+    <w:basedOn w:val="944"/>
     <w:uiPriority w:val="99"/>
     <w:semiHidden/>
     <w:unhideWhenUsed/>
@@ -36127,10 +36200,10 @@
       <w:vertAlign w:val="superscript"/>
     </w:rPr>
   </w:style>
-  <w:style w:type="paragraph" w:styleId="921">
+  <w:style w:type="paragraph" w:styleId="925">
     <w:name w:val="endnote text"/>
-    <w:basedOn w:val="936"/>
-    <w:link w:val="922"/>
+    <w:basedOn w:val="940"/>
+    <w:link w:val="926"/>
     <w:uiPriority w:val="99"/>
     <w:semiHidden/>
     <w:unhideWhenUsed/>
@@ -36144,10 +36217,10 @@
       <w:szCs w:val="20"/>
     </w:rPr>
   </w:style>
-  <w:style w:type="character" w:styleId="922">
+  <w:style w:type="character" w:styleId="926">
     <w:name w:val="Endnote Text Char"/>
-    <w:basedOn w:val="940"/>
-    <w:link w:val="921"/>
+    <w:basedOn w:val="944"/>
+    <w:link w:val="925"/>
     <w:uiPriority w:val="99"/>
     <w:semiHidden/>
     <w:pPr>
@@ -36160,9 +36233,9 @@
       <w:szCs w:val="20"/>
     </w:rPr>
   </w:style>
-  <w:style w:type="character" w:styleId="923">
+  <w:style w:type="character" w:styleId="927">
     <w:name w:val="endnote reference"/>
-    <w:basedOn w:val="940"/>
+    <w:basedOn w:val="944"/>
     <w:uiPriority w:val="99"/>
     <w:semiHidden/>
     <w:unhideWhenUsed/>
@@ -36175,9 +36248,9 @@
       <w:vertAlign w:val="superscript"/>
     </w:rPr>
   </w:style>
-  <w:style w:type="character" w:styleId="924">
+  <w:style w:type="character" w:styleId="928">
     <w:name w:val="FollowedHyperlink"/>
-    <w:basedOn w:val="940"/>
+    <w:basedOn w:val="944"/>
     <w:uiPriority w:val="99"/>
     <w:semiHidden/>
     <w:unhideWhenUsed/>
@@ -36191,10 +36264,10 @@
       <w:u w:val="single"/>
     </w:rPr>
   </w:style>
-  <w:style w:type="paragraph" w:styleId="925">
+  <w:style w:type="paragraph" w:styleId="929">
     <w:name w:val="toc 1"/>
-    <w:basedOn w:val="936"/>
-    <w:next w:val="936"/>
+    <w:basedOn w:val="940"/>
+    <w:next w:val="940"/>
     <w:uiPriority w:val="39"/>
     <w:unhideWhenUsed/>
     <w:pPr>
@@ -36203,10 +36276,10 @@
       <w:ind/>
     </w:pPr>
   </w:style>
-  <w:style w:type="paragraph" w:styleId="926">
+  <w:style w:type="paragraph" w:styleId="930">
     <w:name w:val="toc 2"/>
-    <w:basedOn w:val="936"/>
-    <w:next w:val="936"/>
+    <w:basedOn w:val="940"/>
+    <w:next w:val="940"/>
     <w:uiPriority w:val="39"/>
     <w:unhideWhenUsed/>
     <w:pPr>
@@ -36215,10 +36288,10 @@
       <w:ind w:left="220"/>
     </w:pPr>
   </w:style>
-  <w:style w:type="paragraph" w:styleId="927">
+  <w:style w:type="paragraph" w:styleId="931">
     <w:name w:val="toc 3"/>
-    <w:basedOn w:val="936"/>
-    <w:next w:val="936"/>
+    <w:basedOn w:val="940"/>
+    <w:next w:val="940"/>
     <w:uiPriority w:val="39"/>
     <w:unhideWhenUsed/>
     <w:pPr>
@@ -36227,10 +36300,10 @@
       <w:ind w:left="440"/>
     </w:pPr>
   </w:style>
-  <w:style w:type="paragraph" w:styleId="928">
+  <w:style w:type="paragraph" w:styleId="932">
     <w:name w:val="toc 4"/>
-    <w:basedOn w:val="936"/>
-    <w:next w:val="936"/>
+    <w:basedOn w:val="940"/>
+    <w:next w:val="940"/>
     <w:uiPriority w:val="39"/>
     <w:unhideWhenUsed/>
     <w:pPr>
@@ -36239,10 +36312,10 @@
       <w:ind w:left="660"/>
     </w:pPr>
   </w:style>
-  <w:style w:type="paragraph" w:styleId="929">
+  <w:style w:type="paragraph" w:styleId="933">
     <w:name w:val="toc 5"/>
-    <w:basedOn w:val="936"/>
-    <w:next w:val="936"/>
+    <w:basedOn w:val="940"/>
+    <w:next w:val="940"/>
     <w:uiPriority w:val="39"/>
     <w:unhideWhenUsed/>
     <w:pPr>
@@ -36251,10 +36324,10 @@
       <w:ind w:left="880"/>
     </w:pPr>
   </w:style>
-  <w:style w:type="paragraph" w:styleId="930">
+  <w:style w:type="paragraph" w:styleId="934">
     <w:name w:val="toc 6"/>
-    <w:basedOn w:val="936"/>
-    <w:next w:val="936"/>
+    <w:basedOn w:val="940"/>
+    <w:next w:val="940"/>
     <w:uiPriority w:val="39"/>
     <w:unhideWhenUsed/>
     <w:pPr>
@@ -36263,10 +36336,10 @@
       <w:ind w:left="1100"/>
     </w:pPr>
   </w:style>
-  <w:style w:type="paragraph" w:styleId="931">
+  <w:style w:type="paragraph" w:styleId="935">
     <w:name w:val="toc 7"/>
-    <w:basedOn w:val="936"/>
-    <w:next w:val="936"/>
+    <w:basedOn w:val="940"/>
+    <w:next w:val="940"/>
     <w:uiPriority w:val="39"/>
     <w:unhideWhenUsed/>
     <w:pPr>
@@ -36275,10 +36348,10 @@
       <w:ind w:left="1320"/>
     </w:pPr>
   </w:style>
-  <w:style w:type="paragraph" w:styleId="932">
+  <w:style w:type="paragraph" w:styleId="936">
     <w:name w:val="toc 8"/>
-    <w:basedOn w:val="936"/>
-    <w:next w:val="936"/>
+    <w:basedOn w:val="940"/>
+    <w:next w:val="940"/>
     <w:uiPriority w:val="39"/>
     <w:unhideWhenUsed/>
     <w:pPr>
@@ -36287,10 +36360,10 @@
       <w:ind w:left="1540"/>
     </w:pPr>
   </w:style>
-  <w:style w:type="paragraph" w:styleId="933">
+  <w:style w:type="paragraph" w:styleId="937">
     <w:name w:val="toc 9"/>
-    <w:basedOn w:val="936"/>
-    <w:next w:val="936"/>
+    <w:basedOn w:val="940"/>
+    <w:next w:val="940"/>
     <w:uiPriority w:val="39"/>
     <w:unhideWhenUsed/>
     <w:pPr>
@@ -36299,7 +36372,7 @@
       <w:ind w:left="1760"/>
     </w:pPr>
   </w:style>
-  <w:style w:type="paragraph" w:styleId="934">
+  <w:style w:type="paragraph" w:styleId="938">
     <w:name w:val="TOC Heading"/>
     <w:uiPriority w:val="39"/>
     <w:unhideWhenUsed/>
@@ -36309,10 +36382,10 @@
       <w:ind/>
     </w:pPr>
   </w:style>
-  <w:style w:type="paragraph" w:styleId="935">
+  <w:style w:type="paragraph" w:styleId="939">
     <w:name w:val="table of figures"/>
-    <w:basedOn w:val="936"/>
-    <w:next w:val="936"/>
+    <w:basedOn w:val="940"/>
+    <w:next w:val="940"/>
     <w:uiPriority w:val="99"/>
     <w:unhideWhenUsed/>
     <w:pPr>
@@ -36321,7 +36394,7 @@
       <w:ind/>
     </w:pPr>
   </w:style>
-  <w:style w:type="paragraph" w:styleId="936" w:default="1">
+  <w:style w:type="paragraph" w:styleId="940" w:default="1">
     <w:name w:val="Normal"/>
     <w:qFormat/>
     <w:pPr>
@@ -36341,9 +36414,9 @@
       <w:lang w:val="ru-RU" w:eastAsia="ru-RU" w:bidi="ar-SA"/>
     </w:rPr>
   </w:style>
-  <w:style w:type="paragraph" w:styleId="937">
+  <w:style w:type="paragraph" w:styleId="941">
     <w:name w:val="Heading 1"/>
-    <w:next w:val="936"/>
+    <w:next w:val="940"/>
     <w:qFormat/>
     <w:pPr>
       <w:keepNext w:val="true"/>
@@ -36371,9 +36444,9 @@
       </w14:textOutline>
     </w:rPr>
   </w:style>
-  <w:style w:type="paragraph" w:styleId="938">
+  <w:style w:type="paragraph" w:styleId="942">
     <w:name w:val="Heading 2"/>
-    <w:next w:val="936"/>
+    <w:next w:val="940"/>
     <w:qFormat/>
     <w:pPr>
       <w:keepNext w:val="true"/>
@@ -36401,9 +36474,9 @@
       </w14:textOutline>
     </w:rPr>
   </w:style>
-  <w:style w:type="paragraph" w:styleId="939">
+  <w:style w:type="paragraph" w:styleId="943">
     <w:name w:val="Heading 3"/>
-    <w:next w:val="936"/>
+    <w:next w:val="940"/>
     <w:qFormat/>
     <w:pPr>
       <w:keepNext w:val="true"/>
@@ -36429,7 +36502,7 @@
       </w14:textOutline>
     </w:rPr>
   </w:style>
-  <w:style w:type="character" w:styleId="940" w:default="1">
+  <w:style w:type="character" w:styleId="944" w:default="1">
     <w:name w:val="Default Paragraph Font"/>
     <w:uiPriority w:val="1"/>
     <w:semiHidden/>
@@ -36441,7 +36514,7 @@
       <w:ind/>
     </w:pPr>
   </w:style>
-  <w:style w:type="character" w:styleId="941">
+  <w:style w:type="character" w:styleId="945">
     <w:name w:val="Hyperlink"/>
     <w:pPr>
       <w:pBdr/>
@@ -36452,7 +36525,7 @@
       <w:u w:val="single"/>
     </w:rPr>
   </w:style>
-  <w:style w:type="character" w:styleId="942">
+  <w:style w:type="character" w:styleId="946">
     <w:name w:val="page number"/>
     <w:qFormat/>
     <w:pPr>
@@ -36464,9 +36537,9 @@
       <w:lang w:val="ru-RU"/>
     </w:rPr>
   </w:style>
-  <w:style w:type="character" w:styleId="943" w:customStyle="1">
+  <w:style w:type="character" w:styleId="947" w:customStyle="1">
     <w:name w:val="Нижний колонтитул Знак"/>
-    <w:basedOn w:val="940"/>
+    <w:basedOn w:val="944"/>
     <w:uiPriority w:val="99"/>
     <w:qFormat/>
     <w:pPr>
@@ -36482,10 +36555,10 @@
       <w:u w:val="none"/>
     </w:rPr>
   </w:style>
-  <w:style w:type="paragraph" w:styleId="944">
+  <w:style w:type="paragraph" w:styleId="948">
     <w:name w:val="Заголовок"/>
-    <w:basedOn w:val="936"/>
-    <w:next w:val="945"/>
+    <w:basedOn w:val="940"/>
+    <w:next w:val="949"/>
     <w:qFormat/>
     <w:pPr>
       <w:keepNext w:val="true"/>
@@ -36499,18 +36572,18 @@
       <w:szCs w:val="28"/>
     </w:rPr>
   </w:style>
-  <w:style w:type="paragraph" w:styleId="945">
+  <w:style w:type="paragraph" w:styleId="949">
     <w:name w:val="Body Text"/>
-    <w:basedOn w:val="936"/>
+    <w:basedOn w:val="940"/>
     <w:pPr>
       <w:pBdr/>
       <w:spacing w:after="140" w:before="0" w:line="276" w:lineRule="auto"/>
       <w:ind/>
     </w:pPr>
   </w:style>
-  <w:style w:type="paragraph" w:styleId="946">
+  <w:style w:type="paragraph" w:styleId="950">
     <w:name w:val="List"/>
-    <w:basedOn w:val="945"/>
+    <w:basedOn w:val="949"/>
     <w:pPr>
       <w:pBdr/>
       <w:spacing/>
@@ -36520,9 +36593,9 @@
       <w:rFonts w:cs="Lucida Sans"/>
     </w:rPr>
   </w:style>
-  <w:style w:type="paragraph" w:styleId="947">
+  <w:style w:type="paragraph" w:styleId="951">
     <w:name w:val="Caption"/>
-    <w:basedOn w:val="936"/>
+    <w:basedOn w:val="940"/>
     <w:qFormat/>
     <w:pPr>
       <w:suppressLineNumbers w:val="true"/>
@@ -36538,9 +36611,9 @@
       <w:szCs w:val="24"/>
     </w:rPr>
   </w:style>
-  <w:style w:type="paragraph" w:styleId="948">
+  <w:style w:type="paragraph" w:styleId="952">
     <w:name w:val="Указатель"/>
-    <w:basedOn w:val="936"/>
+    <w:basedOn w:val="940"/>
     <w:qFormat/>
     <w:pPr>
       <w:suppressLineNumbers w:val="true"/>
@@ -36552,9 +36625,9 @@
       <w:rFonts w:cs="Lucida Sans"/>
     </w:rPr>
   </w:style>
-  <w:style w:type="paragraph" w:styleId="949">
+  <w:style w:type="paragraph" w:styleId="953">
     <w:name w:val="Колонтитул"/>
-    <w:basedOn w:val="936"/>
+    <w:basedOn w:val="940"/>
     <w:qFormat/>
     <w:pPr>
       <w:pBdr/>
@@ -36562,7 +36635,7 @@
       <w:ind/>
     </w:pPr>
   </w:style>
-  <w:style w:type="paragraph" w:styleId="950">
+  <w:style w:type="paragraph" w:styleId="954">
     <w:name w:val="Header"/>
     <w:pPr>
       <w:widowControl w:val="true"/>
@@ -36586,7 +36659,7 @@
       <w:lang w:val="ru-RU" w:eastAsia="ru-RU" w:bidi="ar-SA"/>
     </w:rPr>
   </w:style>
-  <w:style w:type="paragraph" w:styleId="951" w:customStyle="1">
+  <w:style w:type="paragraph" w:styleId="955" w:customStyle="1">
     <w:name w:val="Колонтитулы"/>
     <w:qFormat/>
     <w:pPr>
@@ -36614,7 +36687,7 @@
       </w14:textOutline>
     </w:rPr>
   </w:style>
-  <w:style w:type="paragraph" w:styleId="952">
+  <w:style w:type="paragraph" w:styleId="956">
     <w:name w:val="Body Text Indent"/>
     <w:pPr>
       <w:widowControl w:val="true"/>
@@ -36633,7 +36706,7 @@
       <w:lang w:val="ru-RU" w:eastAsia="ru-RU" w:bidi="ar-SA"/>
     </w:rPr>
   </w:style>
-  <w:style w:type="paragraph" w:styleId="953">
+  <w:style w:type="paragraph" w:styleId="957">
     <w:name w:val="Block Text"/>
     <w:qFormat/>
     <w:pPr>
@@ -36653,10 +36726,10 @@
       <w:lang w:val="ru-RU" w:eastAsia="ru-RU" w:bidi="ar-SA"/>
     </w:rPr>
   </w:style>
-  <w:style w:type="paragraph" w:styleId="954">
+  <w:style w:type="paragraph" w:styleId="958">
     <w:name w:val="Footer"/>
-    <w:basedOn w:val="936"/>
-    <w:link w:val="943"/>
+    <w:basedOn w:val="940"/>
+    <w:link w:val="947"/>
     <w:uiPriority w:val="99"/>
     <w:unhideWhenUsed/>
     <w:pPr>
@@ -36670,7 +36743,7 @@
       <w:ind/>
     </w:pPr>
   </w:style>
-  <w:style w:type="numbering" w:styleId="955" w:default="1">
+  <w:style w:type="numbering" w:styleId="959" w:default="1">
     <w:name w:val="No List"/>
     <w:uiPriority w:val="99"/>
     <w:semiHidden/>
@@ -36682,7 +36755,7 @@
       <w:ind/>
     </w:pPr>
   </w:style>
-  <w:style w:type="numbering" w:styleId="956" w:customStyle="1">
+  <w:style w:type="numbering" w:styleId="960" w:customStyle="1">
     <w:name w:val="Импортированный стиль 5"/>
     <w:qFormat/>
     <w:pPr>
@@ -36691,7 +36764,7 @@
       <w:ind/>
     </w:pPr>
   </w:style>
-  <w:style w:type="numbering" w:styleId="957" w:customStyle="1">
+  <w:style w:type="numbering" w:styleId="961" w:customStyle="1">
     <w:name w:val="Импортированный стиль 6"/>
     <w:qFormat/>
     <w:pPr>
@@ -36700,7 +36773,7 @@
       <w:ind/>
     </w:pPr>
   </w:style>
-  <w:style w:type="numbering" w:styleId="958" w:customStyle="1">
+  <w:style w:type="numbering" w:styleId="962" w:customStyle="1">
     <w:name w:val="Импортированный стиль 7"/>
     <w:qFormat/>
     <w:pPr>
@@ -36709,7 +36782,7 @@
       <w:ind/>
     </w:pPr>
   </w:style>
-  <w:style w:type="numbering" w:styleId="959" w:customStyle="1">
+  <w:style w:type="numbering" w:styleId="963" w:customStyle="1">
     <w:name w:val="Импортированный стиль 10"/>
     <w:qFormat/>
     <w:pPr>
@@ -36718,7 +36791,7 @@
       <w:ind/>
     </w:pPr>
   </w:style>
-  <w:style w:type="table" w:styleId="960" w:default="1">
+  <w:style w:type="table" w:styleId="964" w:default="1">
     <w:name w:val="Normal Table"/>
     <w:uiPriority w:val="99"/>
     <w:semiHidden/>
@@ -36729,13 +36802,13 @@
       <w:ind/>
     </w:pPr>
     <w:tblPr>
-      <w:tblBorders/>
       <w:tblCellMar>
         <w:left w:w="108" w:type="dxa"/>
         <w:top w:w="0" w:type="dxa"/>
         <w:right w:w="108" w:type="dxa"/>
         <w:bottom w:w="0" w:type="dxa"/>
       </w:tblCellMar>
+      <w:tblBorders/>
     </w:tblPr>
     <w:tcPr>
       <w:tcBorders/>
@@ -36910,7 +36983,7 @@
       </w:tcPr>
     </w:tblStylePr>
   </w:style>
-  <w:style w:type="table" w:styleId="961" w:customStyle="1">
+  <w:style w:type="table" w:styleId="965" w:customStyle="1">
     <w:name w:val="Table Normal"/>
     <w:pPr>
       <w:pBdr/>
@@ -36918,13 +36991,13 @@
       <w:ind/>
     </w:pPr>
     <w:tblPr>
-      <w:tblBorders/>
       <w:tblCellMar>
         <w:left w:w="0" w:type="dxa"/>
         <w:top w:w="0" w:type="dxa"/>
         <w:right w:w="0" w:type="dxa"/>
         <w:bottom w:w="0" w:type="dxa"/>
       </w:tblCellMar>
+      <w:tblBorders/>
     </w:tblPr>
     <w:tcPr>
       <w:tcBorders/>
